--- a/твт_статья_АСПО/article.docx
+++ b/твт_статья_АСПО/article.docx
@@ -157,6 +157,9 @@
       <w:r>
         <w:t xml:space="preserve">Цель работы — построить модель неизотермической фильтрации нефти с детальным составом, кинетикой осаждения парафинов, смол и асфальтенов и теплообменом с вмещающими породами, проверить ее по четырем независимым сериям керновых опытов с заданным температурным режимом и на этой основе оценить влияние термических процессов — температуры закачки, теплообмена с вмещающими породами, скрытой теплоты, кинетики кристаллизации и теплового неравновесия — и содержания парафина на повреждение пласта и показатели разработки, разделив вклады теплообмена и парафина.</w:t>
       </w:r>
+      <w:r>
+        <w:t xml:space="preserve"> </w:t>
+      </w:r>
     </w:p>
     <w:bookmarkEnd w:id="10"/>
     <w:bookmarkStart w:id="20" w:name="математическая-модель"/>
@@ -187,50 +190,37 @@
       <w:r>
         <w:t xml:space="preserve"> </w:t>
       </w:r>
-      <m:oMath>
-        <m:r>
-          <m:t>k</m:t>
-        </m:r>
-        <m:r>
-          <m:rPr>
-            <m:sty m:val="p"/>
-          </m:rPr>
-          <m:t>=</m:t>
-        </m:r>
-        <m:r>
-          <m:t>1</m:t>
-        </m:r>
-        <m:r>
-          <m:rPr>
-            <m:sty m:val="p"/>
-          </m:rPr>
-          <m:t>,</m:t>
-        </m:r>
-        <m:r>
-          <m:rPr>
-            <m:sty m:val="p"/>
-          </m:rPr>
-          <m:t>…</m:t>
-        </m:r>
-        <m:r>
-          <m:rPr>
-            <m:sty m:val="p"/>
-          </m:rPr>
-          <m:t>,</m:t>
-        </m:r>
-        <m:sSub>
-          <m:e>
-            <m:r>
-              <m:t>N</m:t>
-            </m:r>
-          </m:e>
-          <m:sub>
-            <m:r>
-              <m:t>w</m:t>
-            </m:r>
-          </m:sub>
-        </m:sSub>
-      </m:oMath>
+      <w:r>
+        <w:rPr>
+          <w:i/>
+          <w:iCs/>
+        </w:rPr>
+        <w:t xml:space="preserve">k</w:t>
+      </w:r>
+      <w:r>
+        <w:t xml:space="preserve"> </w:t>
+      </w:r>
+      <w:r>
+        <w:t xml:space="preserve">= 1, …,</w:t>
+      </w:r>
+      <w:r>
+        <w:t xml:space="preserve"> </w:t>
+      </w:r>
+      <w:r>
+        <w:rPr>
+          <w:i/>
+          <w:iCs/>
+        </w:rPr>
+        <w:t xml:space="preserve">N</w:t>
+      </w:r>
+      <w:r>
+        <w:rPr>
+          <w:i/>
+          <w:iCs/>
+          <w:vertAlign w:val="subscript"/>
+        </w:rPr>
+        <w:t xml:space="preserve">w</w:t>
+      </w:r>
       <w:r>
         <w:t xml:space="preserve"> </w:t>
       </w:r>
@@ -284,11 +274,13 @@
       <w:r>
         <w:t xml:space="preserve"> </w:t>
       </w:r>
-      <m:oMath>
-        <m:r>
-          <m:t>c</m:t>
-        </m:r>
-      </m:oMath>
+      <w:r>
+        <w:rPr>
+          <w:i/>
+          <w:iCs/>
+        </w:rPr>
+        <w:t xml:space="preserve">c</w:t>
+      </w:r>
       <w:r>
         <w:t xml:space="preserve"> </w:t>
       </w:r>
@@ -385,7 +377,7 @@
             <m:rPr>
               <m:sty m:val="p"/>
             </m:rPr>
-            <m:t>⋅</m:t>
+            <m:t>·</m:t>
           </m:r>
           <m:d>
             <m:dPr>
@@ -579,7 +571,7 @@
             <m:rPr>
               <m:sty m:val="p"/>
             </m:rPr>
-            <m:t>⋅</m:t>
+            <m:t>·</m:t>
           </m:r>
           <m:d>
             <m:dPr>
@@ -739,11 +731,13 @@
       <w:r>
         <w:t xml:space="preserve"> </w:t>
       </w:r>
-      <m:oMath>
-        <m:r>
-          <m:t>m</m:t>
-        </m:r>
-      </m:oMath>
+      <w:r>
+        <w:rPr>
+          <w:i/>
+          <w:iCs/>
+        </w:rPr>
+        <w:t xml:space="preserve">m</w:t>
+      </w:r>
       <w:r>
         <w:t xml:space="preserve"> </w:t>
       </w:r>
@@ -753,40 +747,42 @@
       <w:r>
         <w:t xml:space="preserve"> </w:t>
       </w:r>
-      <m:oMath>
-        <m:sSub>
-          <m:e>
-            <m:r>
-              <m:t>S</m:t>
-            </m:r>
-          </m:e>
-          <m:sub>
-            <m:r>
-              <m:t>w</m:t>
-            </m:r>
-          </m:sub>
-        </m:sSub>
-      </m:oMath>
+      <w:r>
+        <w:rPr>
+          <w:i/>
+          <w:iCs/>
+        </w:rPr>
+        <w:t xml:space="preserve">S</w:t>
+      </w:r>
+      <w:r>
+        <w:rPr>
+          <w:i/>
+          <w:iCs/>
+          <w:vertAlign w:val="subscript"/>
+        </w:rPr>
+        <w:t xml:space="preserve">w</w:t>
+      </w:r>
       <w:r>
         <w:t xml:space="preserve">,</w:t>
       </w:r>
       <w:r>
         <w:t xml:space="preserve"> </w:t>
       </w:r>
-      <m:oMath>
-        <m:sSub>
-          <m:e>
-            <m:r>
-              <m:t>S</m:t>
-            </m:r>
-          </m:e>
-          <m:sub>
-            <m:r>
-              <m:t>o</m:t>
-            </m:r>
-          </m:sub>
-        </m:sSub>
-      </m:oMath>
+      <w:r>
+        <w:rPr>
+          <w:i/>
+          <w:iCs/>
+        </w:rPr>
+        <w:t xml:space="preserve">S</w:t>
+      </w:r>
+      <w:r>
+        <w:rPr>
+          <w:i/>
+          <w:iCs/>
+          <w:vertAlign w:val="subscript"/>
+        </w:rPr>
+        <w:t xml:space="preserve">o</w:t>
+      </w:r>
       <w:r>
         <w:t xml:space="preserve"> </w:t>
       </w:r>
@@ -796,46 +792,42 @@
       <w:r>
         <w:t xml:space="preserve"> </w:t>
       </w:r>
-      <m:oMath>
-        <m:sSub>
-          <m:e>
-            <m:r>
-              <m:rPr>
-                <m:sty m:val="bi"/>
-              </m:rPr>
-              <m:t>U</m:t>
-            </m:r>
-          </m:e>
-          <m:sub>
-            <m:r>
-              <m:t>w</m:t>
-            </m:r>
-          </m:sub>
-        </m:sSub>
-      </m:oMath>
+      <w:r>
+        <w:rPr>
+          <w:b/>
+          <w:bCs/>
+        </w:rPr>
+        <w:t xml:space="preserve">U</w:t>
+      </w:r>
+      <w:r>
+        <w:rPr>
+          <w:i/>
+          <w:iCs/>
+          <w:vertAlign w:val="subscript"/>
+        </w:rPr>
+        <w:t xml:space="preserve">w</w:t>
+      </w:r>
       <w:r>
         <w:t xml:space="preserve">,</w:t>
       </w:r>
       <w:r>
         <w:t xml:space="preserve"> </w:t>
       </w:r>
-      <m:oMath>
-        <m:sSub>
-          <m:e>
-            <m:r>
-              <m:rPr>
-                <m:sty m:val="bi"/>
-              </m:rPr>
-              <m:t>U</m:t>
-            </m:r>
-          </m:e>
-          <m:sub>
-            <m:r>
-              <m:t>o</m:t>
-            </m:r>
-          </m:sub>
-        </m:sSub>
-      </m:oMath>
+      <w:r>
+        <w:rPr>
+          <w:b/>
+          <w:bCs/>
+        </w:rPr>
+        <w:t xml:space="preserve">U</w:t>
+      </w:r>
+      <w:r>
+        <w:rPr>
+          <w:i/>
+          <w:iCs/>
+          <w:vertAlign w:val="subscript"/>
+        </w:rPr>
+        <w:t xml:space="preserve">o</w:t>
+      </w:r>
       <w:r>
         <w:t xml:space="preserve"> </w:t>
       </w:r>
@@ -845,40 +837,42 @@
       <w:r>
         <w:t xml:space="preserve"> </w:t>
       </w:r>
-      <m:oMath>
-        <m:sSub>
-          <m:e>
-            <m:r>
-              <m:t>q</m:t>
-            </m:r>
-          </m:e>
-          <m:sub>
-            <m:r>
-              <m:t>w</m:t>
-            </m:r>
-          </m:sub>
-        </m:sSub>
-      </m:oMath>
+      <w:r>
+        <w:rPr>
+          <w:i/>
+          <w:iCs/>
+        </w:rPr>
+        <w:t xml:space="preserve">q</w:t>
+      </w:r>
+      <w:r>
+        <w:rPr>
+          <w:i/>
+          <w:iCs/>
+          <w:vertAlign w:val="subscript"/>
+        </w:rPr>
+        <w:t xml:space="preserve">w</w:t>
+      </w:r>
       <w:r>
         <w:t xml:space="preserve">,</w:t>
       </w:r>
       <w:r>
         <w:t xml:space="preserve"> </w:t>
       </w:r>
-      <m:oMath>
-        <m:sSub>
-          <m:e>
-            <m:r>
-              <m:t>q</m:t>
-            </m:r>
-          </m:e>
-          <m:sub>
-            <m:r>
-              <m:t>o</m:t>
-            </m:r>
-          </m:sub>
-        </m:sSub>
-      </m:oMath>
+      <w:r>
+        <w:rPr>
+          <w:i/>
+          <w:iCs/>
+        </w:rPr>
+        <w:t xml:space="preserve">q</w:t>
+      </w:r>
+      <w:r>
+        <w:rPr>
+          <w:i/>
+          <w:iCs/>
+          <w:vertAlign w:val="subscript"/>
+        </w:rPr>
+        <w:t xml:space="preserve">o</w:t>
+      </w:r>
       <w:r>
         <w:t xml:space="preserve"> </w:t>
       </w:r>
@@ -888,20 +882,21 @@
       <w:r>
         <w:t xml:space="preserve"> </w:t>
       </w:r>
-      <m:oMath>
-        <m:sSub>
-          <m:e>
-            <m:r>
-              <m:t>s</m:t>
-            </m:r>
-          </m:e>
-          <m:sub>
-            <m:r>
-              <m:t>c</m:t>
-            </m:r>
-          </m:sub>
-        </m:sSub>
-      </m:oMath>
+      <w:r>
+        <w:rPr>
+          <w:i/>
+          <w:iCs/>
+        </w:rPr>
+        <w:t xml:space="preserve">s</w:t>
+      </w:r>
+      <w:r>
+        <w:rPr>
+          <w:i/>
+          <w:iCs/>
+          <w:vertAlign w:val="subscript"/>
+        </w:rPr>
+        <w:t xml:space="preserve">c</w:t>
+      </w:r>
       <w:r>
         <w:t xml:space="preserve"> </w:t>
       </w:r>
@@ -911,89 +906,94 @@
       <w:r>
         <w:t xml:space="preserve"> </w:t>
       </w:r>
-      <m:oMath>
-        <m:sSub>
-          <m:e>
-            <m:r>
-              <m:t>q</m:t>
-            </m:r>
-          </m:e>
-          <m:sub>
-            <m:r>
-              <m:t>p</m:t>
-            </m:r>
-            <m:r>
-              <m:t>1</m:t>
-            </m:r>
-          </m:sub>
-        </m:sSub>
-      </m:oMath>
+      <w:r>
+        <w:rPr>
+          <w:i/>
+          <w:iCs/>
+        </w:rPr>
+        <w:t xml:space="preserve">q</w:t>
+      </w:r>
+      <w:r>
+        <w:rPr>
+          <w:i/>
+          <w:iCs/>
+          <w:vertAlign w:val="subscript"/>
+        </w:rPr>
+        <w:t xml:space="preserve">p</w:t>
+      </w:r>
+      <w:r>
+        <w:rPr>
+          <w:vertAlign w:val="subscript"/>
+        </w:rPr>
+        <w:t xml:space="preserve">1</w:t>
+      </w:r>
       <w:r>
         <w:t xml:space="preserve">, пробок в горлах</w:t>
       </w:r>
       <w:r>
         <w:t xml:space="preserve"> </w:t>
       </w:r>
-      <m:oMath>
-        <m:sSub>
-          <m:e>
-            <m:r>
-              <m:t>q</m:t>
-            </m:r>
-          </m:e>
-          <m:sub>
-            <m:r>
-              <m:t>p</m:t>
-            </m:r>
-            <m:r>
-              <m:t>2</m:t>
-            </m:r>
-          </m:sub>
-        </m:sSub>
-      </m:oMath>
+      <w:r>
+        <w:rPr>
+          <w:i/>
+          <w:iCs/>
+        </w:rPr>
+        <w:t xml:space="preserve">q</w:t>
+      </w:r>
+      <w:r>
+        <w:rPr>
+          <w:i/>
+          <w:iCs/>
+          <w:vertAlign w:val="subscript"/>
+        </w:rPr>
+        <w:t xml:space="preserve">p</w:t>
+      </w:r>
+      <w:r>
+        <w:rPr>
+          <w:vertAlign w:val="subscript"/>
+        </w:rPr>
+        <w:t xml:space="preserve">2</w:t>
+      </w:r>
       <w:r>
         <w:t xml:space="preserve">, кристаллизации на стенках</w:t>
       </w:r>
       <w:r>
         <w:t xml:space="preserve"> </w:t>
       </w:r>
-      <m:oMath>
-        <m:sSub>
-          <m:e>
-            <m:r>
-              <m:t>q</m:t>
-            </m:r>
-          </m:e>
-          <m:sub>
-            <m:r>
-              <m:t>w</m:t>
-            </m:r>
-          </m:sub>
-        </m:sSub>
-      </m:oMath>
+      <w:r>
+        <w:rPr>
+          <w:i/>
+          <w:iCs/>
+        </w:rPr>
+        <w:t xml:space="preserve">q</w:t>
+      </w:r>
+      <w:r>
+        <w:rPr>
+          <w:i/>
+          <w:iCs/>
+          <w:vertAlign w:val="subscript"/>
+        </w:rPr>
+        <w:t xml:space="preserve">w</w:t>
+      </w:r>
       <w:r>
         <w:t xml:space="preserve">, осадка флокул</w:t>
       </w:r>
       <w:r>
         <w:t xml:space="preserve"> </w:t>
       </w:r>
-      <m:oMath>
-        <m:sSub>
-          <m:e>
-            <m:r>
-              <m:t>q</m:t>
-            </m:r>
-          </m:e>
-          <m:sub>
-            <m:r>
-              <m:t>p</m:t>
-            </m:r>
-            <m:r>
-              <m:t>a</m:t>
-            </m:r>
-          </m:sub>
-        </m:sSub>
-      </m:oMath>
+      <w:r>
+        <w:rPr>
+          <w:i/>
+          <w:iCs/>
+        </w:rPr>
+        <w:t xml:space="preserve">q</w:t>
+      </w:r>
+      <w:r>
+        <w:rPr>
+          <w:vertAlign w:val="subscript"/>
+        </w:rPr>
+        <w:t xml:space="preserve">pa</w:t>
+      </w:r>
       <w:r>
         <w:t xml:space="preserve"> </w:t>
       </w:r>
@@ -1003,23 +1003,19 @@
       <w:r>
         <w:t xml:space="preserve"> </w:t>
       </w:r>
-      <m:oMath>
-        <m:sSub>
-          <m:e>
-            <m:r>
-              <m:t>q</m:t>
-            </m:r>
-          </m:e>
-          <m:sub>
-            <m:r>
-              <m:t>a</m:t>
-            </m:r>
-            <m:r>
-              <m:t>d</m:t>
-            </m:r>
-          </m:sub>
-        </m:sSub>
-      </m:oMath>
+      <w:r>
+        <w:rPr>
+          <w:i/>
+          <w:iCs/>
+        </w:rPr>
+        <w:t xml:space="preserve">q</w:t>
+      </w:r>
+      <w:r>
+        <w:rPr>
+          <w:vertAlign w:val="subscript"/>
+        </w:rPr>
+        <w:t xml:space="preserve">ad</w:t>
+      </w:r>
       <w:r>
         <w:t xml:space="preserve">. Для группы парафина</w:t>
       </w:r>
@@ -1265,25 +1261,16 @@
         <w:pStyle w:val="FirstParagraph"/>
       </w:pPr>
       <w:r>
-        <w:t xml:space="preserve">где</w:t>
-      </w:r>
-      <w:r>
-        <w:t xml:space="preserve"> </w:t>
-      </w:r>
-      <m:oMath>
-        <m:sSub>
-          <m:e>
-            <m:r>
-              <m:t>ρ</m:t>
-            </m:r>
-          </m:e>
-          <m:sub>
-            <m:r>
-              <m:t>p</m:t>
-            </m:r>
-          </m:sub>
-        </m:sSub>
-      </m:oMath>
+        <w:t xml:space="preserve">где ρ</w:t>
+      </w:r>
+      <w:r>
+        <w:rPr>
+          <w:i/>
+          <w:iCs/>
+          <w:vertAlign w:val="subscript"/>
+        </w:rPr>
+        <w:t xml:space="preserve">p</w:t>
+      </w:r>
       <w:r>
         <w:t xml:space="preserve"> </w:t>
       </w:r>
@@ -1624,11 +1611,13 @@
       <w:r>
         <w:t xml:space="preserve"> </w:t>
       </w:r>
-      <m:oMath>
-        <m:r>
-          <m:t>k</m:t>
-        </m:r>
-      </m:oMath>
+      <w:r>
+        <w:rPr>
+          <w:i/>
+          <w:iCs/>
+        </w:rPr>
+        <w:t xml:space="preserve">k</w:t>
+      </w:r>
       <w:r>
         <w:t xml:space="preserve"> </w:t>
       </w:r>
@@ -1638,83 +1627,67 @@
       <w:r>
         <w:t xml:space="preserve"> </w:t>
       </w:r>
-      <m:oMath>
-        <m:sSub>
-          <m:e>
-            <m:r>
-              <m:t>f</m:t>
-            </m:r>
-          </m:e>
-          <m:sub>
-            <m:r>
-              <m:t>o</m:t>
-            </m:r>
-          </m:sub>
-        </m:sSub>
-      </m:oMath>
+      <w:r>
+        <w:rPr>
+          <w:i/>
+          <w:iCs/>
+        </w:rPr>
+        <w:t xml:space="preserve">f</w:t>
+      </w:r>
+      <w:r>
+        <w:rPr>
+          <w:i/>
+          <w:iCs/>
+          <w:vertAlign w:val="subscript"/>
+        </w:rPr>
+        <w:t xml:space="preserve">o</w:t>
+      </w:r>
       <w:r>
         <w:t xml:space="preserve">,</w:t>
       </w:r>
       <w:r>
         <w:t xml:space="preserve"> </w:t>
       </w:r>
-      <m:oMath>
-        <m:sSub>
-          <m:e>
-            <m:r>
-              <m:t>f</m:t>
-            </m:r>
-          </m:e>
-          <m:sub>
-            <m:r>
-              <m:t>w</m:t>
-            </m:r>
-          </m:sub>
-        </m:sSub>
-      </m:oMath>
-      <w:r>
-        <w:t xml:space="preserve"> </w:t>
-      </w:r>
-      <w:r>
-        <w:t xml:space="preserve">— относительные фазовые проницаемости (модель Кори);</w:t>
-      </w:r>
-      <w:r>
-        <w:t xml:space="preserve"> </w:t>
-      </w:r>
-      <m:oMath>
-        <m:sSub>
-          <m:e>
-            <m:r>
-              <m:t>μ</m:t>
-            </m:r>
-          </m:e>
-          <m:sub>
-            <m:r>
-              <m:t>o</m:t>
-            </m:r>
-          </m:sub>
-        </m:sSub>
-      </m:oMath>
-      <w:r>
-        <w:t xml:space="preserve">,</w:t>
-      </w:r>
-      <w:r>
-        <w:t xml:space="preserve"> </w:t>
-      </w:r>
-      <m:oMath>
-        <m:sSub>
-          <m:e>
-            <m:r>
-              <m:t>μ</m:t>
-            </m:r>
-          </m:e>
-          <m:sub>
-            <m:r>
-              <m:t>w</m:t>
-            </m:r>
-          </m:sub>
-        </m:sSub>
-      </m:oMath>
+      <w:r>
+        <w:rPr>
+          <w:i/>
+          <w:iCs/>
+        </w:rPr>
+        <w:t xml:space="preserve">f</w:t>
+      </w:r>
+      <w:r>
+        <w:rPr>
+          <w:i/>
+          <w:iCs/>
+          <w:vertAlign w:val="subscript"/>
+        </w:rPr>
+        <w:t xml:space="preserve">w</w:t>
+      </w:r>
+      <w:r>
+        <w:t xml:space="preserve"> </w:t>
+      </w:r>
+      <w:r>
+        <w:t xml:space="preserve">— относительные фазовые проницаемости (модель Кори); μ</w:t>
+      </w:r>
+      <w:r>
+        <w:rPr>
+          <w:i/>
+          <w:iCs/>
+          <w:vertAlign w:val="subscript"/>
+        </w:rPr>
+        <w:t xml:space="preserve">o</w:t>
+      </w:r>
+      <w:r>
+        <w:t xml:space="preserve">, μ</w:t>
+      </w:r>
+      <w:r>
+        <w:rPr>
+          <w:i/>
+          <w:iCs/>
+          <w:vertAlign w:val="subscript"/>
+        </w:rPr>
+        <w:t xml:space="preserve">w</w:t>
+      </w:r>
       <w:r>
         <w:t xml:space="preserve"> </w:t>
       </w:r>
@@ -1724,11 +1697,13 @@
       <w:r>
         <w:t xml:space="preserve"> </w:t>
       </w:r>
-      <m:oMath>
-        <m:r>
-          <m:t>P</m:t>
-        </m:r>
-      </m:oMath>
+      <w:r>
+        <w:rPr>
+          <w:i/>
+          <w:iCs/>
+        </w:rPr>
+        <w:t xml:space="preserve">P</w:t>
+      </w:r>
       <w:r>
         <w:t xml:space="preserve"> </w:t>
       </w:r>
@@ -2109,7 +2084,7 @@
                 <m:rPr>
                   <m:sty m:val="p"/>
                 </m:rPr>
-                <m:t>⋅</m:t>
+                <m:t>·</m:t>
               </m:r>
               <m:d>
                 <m:dPr>
@@ -2278,7 +2253,7 @@
                 <m:rPr>
                   <m:sty m:val="p"/>
                 </m:rPr>
-                <m:t>⋅</m:t>
+                <m:t>·</m:t>
               </m:r>
               <m:d>
                 <m:dPr>
@@ -2492,60 +2467,63 @@
       <w:r>
         <w:t xml:space="preserve"> </w:t>
       </w:r>
-      <m:oMath>
-        <m:sSub>
-          <m:e>
-            <m:r>
-              <m:t>C</m:t>
-            </m:r>
-          </m:e>
-          <m:sub>
-            <m:r>
-              <m:t>w</m:t>
-            </m:r>
-          </m:sub>
-        </m:sSub>
-      </m:oMath>
+      <w:r>
+        <w:rPr>
+          <w:i/>
+          <w:iCs/>
+        </w:rPr>
+        <w:t xml:space="preserve">C</w:t>
+      </w:r>
+      <w:r>
+        <w:rPr>
+          <w:i/>
+          <w:iCs/>
+          <w:vertAlign w:val="subscript"/>
+        </w:rPr>
+        <w:t xml:space="preserve">w</w:t>
+      </w:r>
       <w:r>
         <w:t xml:space="preserve">,</w:t>
       </w:r>
       <w:r>
         <w:t xml:space="preserve"> </w:t>
       </w:r>
-      <m:oMath>
-        <m:sSub>
-          <m:e>
-            <m:r>
-              <m:t>C</m:t>
-            </m:r>
-          </m:e>
-          <m:sub>
-            <m:r>
-              <m:t>f</m:t>
-            </m:r>
-          </m:sub>
-        </m:sSub>
-      </m:oMath>
+      <w:r>
+        <w:rPr>
+          <w:i/>
+          <w:iCs/>
+        </w:rPr>
+        <w:t xml:space="preserve">C</w:t>
+      </w:r>
+      <w:r>
+        <w:rPr>
+          <w:i/>
+          <w:iCs/>
+          <w:vertAlign w:val="subscript"/>
+        </w:rPr>
+        <w:t xml:space="preserve">f</w:t>
+      </w:r>
       <w:r>
         <w:t xml:space="preserve">,</w:t>
       </w:r>
       <w:r>
         <w:t xml:space="preserve"> </w:t>
       </w:r>
-      <m:oMath>
-        <m:sSub>
-          <m:e>
-            <m:r>
-              <m:t>C</m:t>
-            </m:r>
-          </m:e>
-          <m:sub>
-            <m:r>
-              <m:t>p</m:t>
-            </m:r>
-          </m:sub>
-        </m:sSub>
-      </m:oMath>
+      <w:r>
+        <w:rPr>
+          <w:i/>
+          <w:iCs/>
+        </w:rPr>
+        <w:t xml:space="preserve">C</w:t>
+      </w:r>
+      <w:r>
+        <w:rPr>
+          <w:i/>
+          <w:iCs/>
+          <w:vertAlign w:val="subscript"/>
+        </w:rPr>
+        <w:t xml:space="preserve">p</w:t>
+      </w:r>
       <w:r>
         <w:t xml:space="preserve"> </w:t>
       </w:r>
@@ -2555,43 +2533,35 @@
       <w:r>
         <w:t xml:space="preserve"> </w:t>
       </w:r>
-      <m:oMath>
-        <m:sSub>
-          <m:e>
-            <m:r>
-              <m:t>c</m:t>
-            </m:r>
-          </m:e>
-          <m:sub>
-            <m:r>
-              <m:t>o</m:t>
-            </m:r>
-          </m:sub>
-        </m:sSub>
-      </m:oMath>
-      <w:r>
-        <w:t xml:space="preserve"> </w:t>
-      </w:r>
-      <w:r>
-        <w:t xml:space="preserve">— эффективная теплоемкость нефтяной фазы;</w:t>
-      </w:r>
-      <w:r>
-        <w:t xml:space="preserve"> </w:t>
-      </w:r>
-      <m:oMath>
-        <m:sSub>
-          <m:e>
-            <m:r>
-              <m:t>ρ</m:t>
-            </m:r>
-          </m:e>
-          <m:sub>
-            <m:r>
-              <m:t>f</m:t>
-            </m:r>
-          </m:sub>
-        </m:sSub>
-      </m:oMath>
+      <w:r>
+        <w:rPr>
+          <w:i/>
+          <w:iCs/>
+        </w:rPr>
+        <w:t xml:space="preserve">c</w:t>
+      </w:r>
+      <w:r>
+        <w:rPr>
+          <w:i/>
+          <w:iCs/>
+          <w:vertAlign w:val="subscript"/>
+        </w:rPr>
+        <w:t xml:space="preserve">o</w:t>
+      </w:r>
+      <w:r>
+        <w:t xml:space="preserve"> </w:t>
+      </w:r>
+      <w:r>
+        <w:t xml:space="preserve">— эффективная теплоемкость нефтяной фазы; ρ</w:t>
+      </w:r>
+      <w:r>
+        <w:rPr>
+          <w:i/>
+          <w:iCs/>
+          <w:vertAlign w:val="subscript"/>
+        </w:rPr>
+        <w:t xml:space="preserve">f</w:t>
+      </w:r>
       <w:r>
         <w:t xml:space="preserve"> </w:t>
       </w:r>
@@ -2601,60 +2571,43 @@
       <w:r>
         <w:t xml:space="preserve"> </w:t>
       </w:r>
-      <m:oMath>
-        <m:sSub>
-          <m:e>
-            <m:r>
-              <m:t>m</m:t>
-            </m:r>
-          </m:e>
-          <m:sub>
-            <m:r>
-              <m:t>0</m:t>
-            </m:r>
-          </m:sub>
-        </m:sSub>
-      </m:oMath>
-      <w:r>
-        <w:t xml:space="preserve"> </w:t>
-      </w:r>
-      <w:r>
-        <w:t xml:space="preserve">— начальная пористость;</w:t>
-      </w:r>
-      <w:r>
-        <w:t xml:space="preserve"> </w:t>
-      </w:r>
-      <m:oMath>
-        <m:r>
-          <m:rPr>
-            <m:sty m:val="p"/>
-          </m:rPr>
-          <m:t>Λ</m:t>
-        </m:r>
-      </m:oMath>
-      <w:r>
-        <w:t xml:space="preserve"> </w:t>
-      </w:r>
-      <w:r>
-        <w:t xml:space="preserve">— эффективная теплопроводность;</w:t>
-      </w:r>
-      <w:r>
-        <w:t xml:space="preserve"> </w:t>
-      </w:r>
-      <m:oMath>
-        <m:sSub>
-          <m:e>
-            <m:r>
-              <m:t>q</m:t>
-            </m:r>
-          </m:e>
-          <m:sub>
-            <m:r>
-              <m:t>l</m:t>
-            </m:r>
-          </m:sub>
-        </m:sSub>
-      </m:oMath>
+      <w:r>
+        <w:rPr>
+          <w:i/>
+          <w:iCs/>
+        </w:rPr>
+        <w:t xml:space="preserve">m</w:t>
+      </w:r>
+      <w:r>
+        <w:rPr>
+          <w:vertAlign w:val="subscript"/>
+        </w:rPr>
+        <w:t xml:space="preserve">0</w:t>
+      </w:r>
+      <w:r>
+        <w:t xml:space="preserve"> </w:t>
+      </w:r>
+      <w:r>
+        <w:t xml:space="preserve">— начальная пористость; Λ — эффективная теплопроводность;</w:t>
+      </w:r>
+      <w:r>
+        <w:t xml:space="preserve"> </w:t>
+      </w:r>
+      <w:r>
+        <w:rPr>
+          <w:i/>
+          <w:iCs/>
+        </w:rPr>
+        <w:t xml:space="preserve">q</w:t>
+      </w:r>
+      <w:r>
+        <w:rPr>
+          <w:i/>
+          <w:iCs/>
+          <w:vertAlign w:val="subscript"/>
+        </w:rPr>
+        <w:t xml:space="preserve">l</w:t>
+      </w:r>
       <w:r>
         <w:t xml:space="preserve"> </w:t>
       </w:r>
@@ -2664,26 +2617,19 @@
       <w:r>
         <w:t xml:space="preserve"> </w:t>
       </w:r>
-      <m:oMath>
-        <m:sSub>
-          <m:e>
-            <m:r>
-              <m:t>T</m:t>
-            </m:r>
-          </m:e>
-          <m:sub>
-            <m:r>
-              <m:t>i</m:t>
-            </m:r>
-            <m:r>
-              <m:t>n</m:t>
-            </m:r>
-            <m:r>
-              <m:t>j</m:t>
-            </m:r>
-          </m:sub>
-        </m:sSub>
-      </m:oMath>
+      <w:r>
+        <w:rPr>
+          <w:i/>
+          <w:iCs/>
+        </w:rPr>
+        <w:t xml:space="preserve">T</w:t>
+      </w:r>
+      <w:r>
+        <w:rPr>
+          <w:vertAlign w:val="subscript"/>
+        </w:rPr>
+        <w:t xml:space="preserve">inj</w:t>
+      </w:r>
       <w:r>
         <w:t xml:space="preserve">. Носитель скрытой теплоты (7)</w:t>
       </w:r>
@@ -2822,20 +2768,21 @@
       <w:r>
         <w:t xml:space="preserve"> </w:t>
       </w:r>
-      <m:oMath>
-        <m:sSub>
-          <m:e>
-            <m:r>
-              <m:t>L</m:t>
-            </m:r>
-          </m:e>
-          <m:sub>
-            <m:r>
-              <m:t>k</m:t>
-            </m:r>
-          </m:sub>
-        </m:sSub>
-      </m:oMath>
+      <w:r>
+        <w:rPr>
+          <w:i/>
+          <w:iCs/>
+        </w:rPr>
+        <w:t xml:space="preserve">L</w:t>
+      </w:r>
+      <w:r>
+        <w:rPr>
+          <w:i/>
+          <w:iCs/>
+          <w:vertAlign w:val="subscript"/>
+        </w:rPr>
+        <w:t xml:space="preserve">k</w:t>
+      </w:r>
       <w:r>
         <w:t xml:space="preserve"> </w:t>
       </w:r>
@@ -2845,20 +2792,19 @@
       <w:r>
         <w:t xml:space="preserve"> </w:t>
       </w:r>
-      <m:oMath>
-        <m:sSub>
-          <m:e>
-            <m:r>
-              <m:t>L</m:t>
-            </m:r>
-          </m:e>
-          <m:sub>
-            <m:r>
-              <m:t>0</m:t>
-            </m:r>
-          </m:sub>
-        </m:sSub>
-      </m:oMath>
+      <w:r>
+        <w:rPr>
+          <w:i/>
+          <w:iCs/>
+        </w:rPr>
+        <w:t xml:space="preserve">L</w:t>
+      </w:r>
+      <w:r>
+        <w:rPr>
+          <w:vertAlign w:val="subscript"/>
+        </w:rPr>
+        <w:t xml:space="preserve">0</w:t>
+      </w:r>
       <w:r>
         <w:t xml:space="preserve"> </w:t>
       </w:r>
@@ -2886,46 +2832,28 @@
       <w:r>
         <w:t xml:space="preserve"> </w:t>
       </w:r>
-      <m:oMath>
-        <m:sSub>
-          <m:e>
-            <m:r>
-              <m:t>K</m:t>
-            </m:r>
-          </m:e>
-          <m:sub>
-            <m:r>
-              <m:t>f</m:t>
-            </m:r>
-            <m:r>
-              <m:t>f</m:t>
-            </m:r>
-          </m:sub>
-        </m:sSub>
-      </m:oMath>
-      <w:r>
-        <w:t xml:space="preserve">, температуропроводность</w:t>
-      </w:r>
-      <w:r>
-        <w:t xml:space="preserve"> </w:t>
-      </w:r>
-      <m:oMath>
-        <m:sSub>
-          <m:e>
-            <m:r>
-              <m:t>α</m:t>
-            </m:r>
-          </m:e>
-          <m:sub>
-            <m:r>
-              <m:t>f</m:t>
-            </m:r>
-            <m:r>
-              <m:t>f</m:t>
-            </m:r>
-          </m:sub>
-        </m:sSub>
-      </m:oMath>
+      <w:r>
+        <w:rPr>
+          <w:i/>
+          <w:iCs/>
+        </w:rPr>
+        <w:t xml:space="preserve">K</w:t>
+      </w:r>
+      <w:r>
+        <w:rPr>
+          <w:vertAlign w:val="subscript"/>
+        </w:rPr>
+        <w:t xml:space="preserve">ff</w:t>
+      </w:r>
+      <w:r>
+        <w:t xml:space="preserve">, температуропроводность α</w:t>
+      </w:r>
+      <w:r>
+        <w:rPr>
+          <w:vertAlign w:val="subscript"/>
+        </w:rPr>
+        <w:t xml:space="preserve">ff</w:t>
+      </w:r>
       <w:r>
         <w:t xml:space="preserve">). По Ловерье [5]</w:t>
       </w:r>
@@ -3087,11 +3015,13 @@
       <w:r>
         <w:t xml:space="preserve"> </w:t>
       </w:r>
-      <m:oMath>
-        <m:r>
-          <m:t>h</m:t>
-        </m:r>
-      </m:oMath>
+      <w:r>
+        <w:rPr>
+          <w:i/>
+          <w:iCs/>
+        </w:rPr>
+        <w:t xml:space="preserve">h</w:t>
+      </w:r>
       <w:r>
         <w:t xml:space="preserve"> </w:t>
       </w:r>
@@ -3101,20 +3031,19 @@
       <w:r>
         <w:t xml:space="preserve"> </w:t>
       </w:r>
-      <m:oMath>
-        <m:sSub>
-          <m:e>
-            <m:r>
-              <m:t>T</m:t>
-            </m:r>
-          </m:e>
-          <m:sub>
-            <m:r>
-              <m:t>0</m:t>
-            </m:r>
-          </m:sub>
-        </m:sSub>
-      </m:oMath>
+      <w:r>
+        <w:rPr>
+          <w:i/>
+          <w:iCs/>
+        </w:rPr>
+        <w:t xml:space="preserve">T</w:t>
+      </w:r>
+      <w:r>
+        <w:rPr>
+          <w:vertAlign w:val="subscript"/>
+        </w:rPr>
+        <w:t xml:space="preserve">0</w:t>
+      </w:r>
       <w:r>
         <w:t xml:space="preserve"> </w:t>
       </w:r>
@@ -3376,78 +3305,85 @@
       <w:r>
         <w:t xml:space="preserve"> </w:t>
       </w:r>
-      <m:oMath>
-        <m:r>
-          <m:t>z</m:t>
-        </m:r>
-      </m:oMath>
-      <w:r>
-        <w:t xml:space="preserve"> </w:t>
-      </w:r>
-      <w:r>
-        <w:t xml:space="preserve">— расстояние от границы пласта,</w:t>
-      </w:r>
-      <w:r>
-        <w:t xml:space="preserve"> </w:t>
-      </w:r>
-      <m:oMath>
-        <m:r>
-          <m:rPr>
-            <m:sty m:val="p"/>
-          </m:rPr>
-          <m:t>Δ</m:t>
-        </m:r>
-        <m:sSub>
-          <m:e>
-            <m:r>
-              <m:t>T</m:t>
-            </m:r>
-          </m:e>
-          <m:sub>
-            <m:r>
-              <m:t>b</m:t>
-            </m:r>
-          </m:sub>
-        </m:sSub>
-        <m:r>
-          <m:rPr>
-            <m:sty m:val="p"/>
-          </m:rPr>
-          <m:t>=</m:t>
-        </m:r>
-        <m:r>
-          <m:t>T</m:t>
-        </m:r>
-        <m:r>
-          <m:rPr>
-            <m:sty m:val="p"/>
-          </m:rPr>
-          <m:t>−</m:t>
-        </m:r>
-        <m:sSub>
-          <m:e>
-            <m:r>
-              <m:t>T</m:t>
-            </m:r>
-          </m:e>
-          <m:sub>
-            <m:r>
-              <m:t>0</m:t>
-            </m:r>
-          </m:sub>
-        </m:sSub>
-      </m:oMath>
+      <w:r>
+        <w:rPr>
+          <w:i/>
+          <w:iCs/>
+        </w:rPr>
+        <w:t xml:space="preserve">z</w:t>
+      </w:r>
+      <w:r>
+        <w:t xml:space="preserve"> </w:t>
+      </w:r>
+      <w:r>
+        <w:t xml:space="preserve">— расстояние от границы пласта, Δ</w:t>
+      </w:r>
+      <w:r>
+        <w:rPr>
+          <w:i/>
+          <w:iCs/>
+        </w:rPr>
+        <w:t xml:space="preserve">T</w:t>
+      </w:r>
+      <w:r>
+        <w:rPr>
+          <w:i/>
+          <w:iCs/>
+          <w:vertAlign w:val="subscript"/>
+        </w:rPr>
+        <w:t xml:space="preserve">b</w:t>
+      </w:r>
+      <w:r>
+        <w:t xml:space="preserve"> </w:t>
+      </w:r>
+      <w:r>
+        <w:t xml:space="preserve">=</w:t>
+      </w:r>
+      <w:r>
+        <w:t xml:space="preserve"> </w:t>
+      </w:r>
+      <w:r>
+        <w:rPr>
+          <w:i/>
+          <w:iCs/>
+        </w:rPr>
+        <w:t xml:space="preserve">T</w:t>
+      </w:r>
+      <w:r>
+        <w:t xml:space="preserve"> </w:t>
+      </w:r>
+      <w:r>
+        <w:t xml:space="preserve">−</w:t>
+      </w:r>
+      <w:r>
+        <w:t xml:space="preserve"> </w:t>
+      </w:r>
+      <w:r>
+        <w:rPr>
+          <w:i/>
+          <w:iCs/>
+        </w:rPr>
+        <w:t xml:space="preserve">T</w:t>
+      </w:r>
+      <w:r>
+        <w:rPr>
+          <w:vertAlign w:val="subscript"/>
+        </w:rPr>
+        <w:t xml:space="preserve">0</w:t>
+      </w:r>
       <w:r>
         <w:t xml:space="preserve">;</w:t>
       </w:r>
       <w:r>
         <w:t xml:space="preserve"> </w:t>
       </w:r>
-      <m:oMath>
-        <m:r>
-          <m:t>p</m:t>
-        </m:r>
-      </m:oMath>
+      <w:r>
+        <w:rPr>
+          <w:i/>
+          <w:iCs/>
+        </w:rPr>
+        <w:t xml:space="preserve">p</w:t>
+      </w:r>
       <w:r>
         <w:t xml:space="preserve"> </w:t>
       </w:r>
@@ -3457,11 +3393,13 @@
       <w:r>
         <w:t xml:space="preserve"> </w:t>
       </w:r>
-      <m:oMath>
-        <m:r>
-          <m:t>q</m:t>
-        </m:r>
-      </m:oMath>
+      <w:r>
+        <w:rPr>
+          <w:i/>
+          <w:iCs/>
+        </w:rPr>
+        <w:t xml:space="preserve">q</w:t>
+      </w:r>
       <w:r>
         <w:t xml:space="preserve"> </w:t>
       </w:r>
@@ -3471,23 +3409,19 @@
       <w:r>
         <w:t xml:space="preserve"> </w:t>
       </w:r>
-      <m:oMath>
-        <m:sSub>
-          <m:e>
-            <m:r>
-              <m:t>E</m:t>
-            </m:r>
-          </m:e>
-          <m:sub>
-            <m:r>
-              <m:t>f</m:t>
-            </m:r>
-            <m:r>
-              <m:t>f</m:t>
-            </m:r>
-          </m:sub>
-        </m:sSub>
-      </m:oMath>
+      <w:r>
+        <w:rPr>
+          <w:i/>
+          <w:iCs/>
+        </w:rPr>
+        <w:t xml:space="preserve">E</w:t>
+      </w:r>
+      <w:r>
+        <w:rPr>
+          <w:vertAlign w:val="subscript"/>
+        </w:rPr>
+        <w:t xml:space="preserve">ff</w:t>
+      </w:r>
       <w:r>
         <w:t xml:space="preserve"> </w:t>
       </w:r>
@@ -3919,31 +3853,23 @@
       <w:r>
         <w:t xml:space="preserve"> </w:t>
       </w:r>
-      <m:oMath>
-        <m:sSub>
-          <m:e>
-            <m:r>
-              <m:t>q</m:t>
-            </m:r>
-          </m:e>
-          <m:sub>
-            <m:r>
-              <m:t>l</m:t>
-            </m:r>
-          </m:sub>
-        </m:sSub>
-        <m:r>
-          <m:rPr>
-            <m:sty m:val="p"/>
-          </m:rPr>
-          <m:t>&lt;</m:t>
-        </m:r>
-        <m:r>
-          <m:t>0</m:t>
-        </m:r>
-      </m:oMath>
-      <w:r>
-        <w:t xml:space="preserve">: теплота поступает из вмещающих пород.</w:t>
+      <w:r>
+        <w:rPr>
+          <w:i/>
+          <w:iCs/>
+        </w:rPr>
+        <w:t xml:space="preserve">q</w:t>
+      </w:r>
+      <w:r>
+        <w:rPr>
+          <w:i/>
+          <w:iCs/>
+          <w:vertAlign w:val="subscript"/>
+        </w:rPr>
+        <w:t xml:space="preserve">l</w:t>
+      </w:r>
+      <w:r>
+        <w:t xml:space="preserve">&lt;0: теплота поступает из вмещающих пород.</w:t>
       </w:r>
     </w:p>
     <w:bookmarkEnd w:id="13"/>
@@ -4315,66 +4241,42 @@
         <w:pStyle w:val="FirstParagraph"/>
       </w:pPr>
       <w:r>
-        <w:t xml:space="preserve">где</w:t>
-      </w:r>
-      <w:r>
-        <w:t xml:space="preserve"> </w:t>
-      </w:r>
-      <m:oMath>
-        <m:r>
-          <m:rPr>
-            <m:sty m:val="p"/>
-          </m:rPr>
-          <m:t>Δ</m:t>
-        </m:r>
-        <m:sSub>
-          <m:e>
-            <m:r>
-              <m:t>v</m:t>
-            </m:r>
-          </m:e>
-          <m:sub>
-            <m:r>
-              <m:t>k</m:t>
-            </m:r>
-          </m:sub>
-        </m:sSub>
-      </m:oMath>
-      <w:r>
-        <w:t xml:space="preserve"> </w:t>
-      </w:r>
-      <w:r>
-        <w:t xml:space="preserve">— скачок молярного объема при плавлении;</w:t>
-      </w:r>
-      <w:r>
-        <w:t xml:space="preserve"> </w:t>
-      </w:r>
-      <m:oMath>
-        <m:r>
-          <m:rPr>
-            <m:sty m:val="p"/>
-          </m:rPr>
-          <m:t>Δ</m:t>
-        </m:r>
-        <m:sSub>
-          <m:e>
-            <m:r>
-              <m:t>H</m:t>
-            </m:r>
-          </m:e>
-          <m:sub>
-            <m:r>
-              <m:t>e</m:t>
-            </m:r>
-            <m:r>
-              <m:t>f</m:t>
-            </m:r>
-            <m:r>
-              <m:t>f</m:t>
-            </m:r>
-          </m:sub>
-        </m:sSub>
-      </m:oMath>
+        <w:t xml:space="preserve">где Δ</w:t>
+      </w:r>
+      <w:r>
+        <w:rPr>
+          <w:i/>
+          <w:iCs/>
+        </w:rPr>
+        <w:t xml:space="preserve">v</w:t>
+      </w:r>
+      <w:r>
+        <w:rPr>
+          <w:i/>
+          <w:iCs/>
+          <w:vertAlign w:val="subscript"/>
+        </w:rPr>
+        <w:t xml:space="preserve">k</w:t>
+      </w:r>
+      <w:r>
+        <w:t xml:space="preserve"> </w:t>
+      </w:r>
+      <w:r>
+        <w:t xml:space="preserve">— скачок молярного объема при плавлении; Δ</w:t>
+      </w:r>
+      <w:r>
+        <w:rPr>
+          <w:i/>
+          <w:iCs/>
+        </w:rPr>
+        <w:t xml:space="preserve">H</w:t>
+      </w:r>
+      <w:r>
+        <w:rPr>
+          <w:vertAlign w:val="subscript"/>
+        </w:rPr>
+        <w:t xml:space="preserve">eff</w:t>
+      </w:r>
       <w:r>
         <w:t xml:space="preserve"> </w:t>
       </w:r>
@@ -4384,29 +4286,35 @@
       <w:r>
         <w:t xml:space="preserve"> </w:t>
       </w:r>
-      <m:oMath>
-        <m:sSub>
-          <m:e>
-            <m:r>
-              <m:t>T</m:t>
-            </m:r>
-          </m:e>
-          <m:sub>
-            <m:r>
-              <m:t>m</m:t>
-            </m:r>
-            <m:r>
-              <m:rPr>
-                <m:sty m:val="p"/>
-              </m:rPr>
-              <m:t>,</m:t>
-            </m:r>
-            <m:r>
-              <m:t>k</m:t>
-            </m:r>
-          </m:sub>
-        </m:sSub>
-      </m:oMath>
+      <w:r>
+        <w:rPr>
+          <w:i/>
+          <w:iCs/>
+        </w:rPr>
+        <w:t xml:space="preserve">T</w:t>
+      </w:r>
+      <w:r>
+        <w:rPr>
+          <w:i/>
+          <w:iCs/>
+          <w:vertAlign w:val="subscript"/>
+        </w:rPr>
+        <w:t xml:space="preserve">m</w:t>
+      </w:r>
+      <w:r>
+        <w:rPr>
+          <w:vertAlign w:val="subscript"/>
+        </w:rPr>
+        <w:t xml:space="preserve">,</w:t>
+      </w:r>
+      <w:r>
+        <w:rPr>
+          <w:i/>
+          <w:iCs/>
+          <w:vertAlign w:val="subscript"/>
+        </w:rPr>
+        <w:t xml:space="preserve">k</w:t>
+      </w:r>
       <w:r>
         <w:t xml:space="preserve"> </w:t>
       </w:r>
@@ -4416,20 +4324,21 @@
       <w:r>
         <w:t xml:space="preserve"> </w:t>
       </w:r>
-      <m:oMath>
-        <m:sSub>
-          <m:e>
-            <m:r>
-              <m:t>M</m:t>
-            </m:r>
-          </m:e>
-          <m:sub>
-            <m:r>
-              <m:t>o</m:t>
-            </m:r>
-          </m:sub>
-        </m:sSub>
-      </m:oMath>
+      <w:r>
+        <w:rPr>
+          <w:i/>
+          <w:iCs/>
+        </w:rPr>
+        <w:t xml:space="preserve">M</w:t>
+      </w:r>
+      <w:r>
+        <w:rPr>
+          <w:i/>
+          <w:iCs/>
+          <w:vertAlign w:val="subscript"/>
+        </w:rPr>
+        <w:t xml:space="preserve">o</w:t>
+      </w:r>
       <w:r>
         <w:t xml:space="preserve"> </w:t>
       </w:r>
@@ -4439,40 +4348,33 @@
       <w:r>
         <w:t xml:space="preserve"> </w:t>
       </w:r>
-      <m:oMath>
-        <m:sSub>
-          <m:e>
-            <m:r>
-              <m:t>n</m:t>
-            </m:r>
-          </m:e>
-          <m:sub>
-            <m:r>
-              <m:t>g</m:t>
-            </m:r>
-          </m:sub>
-        </m:sSub>
-        <m:r>
-          <m:rPr>
-            <m:sty m:val="p"/>
-          </m:rPr>
-          <m:t>(</m:t>
-        </m:r>
-        <m:r>
-          <m:t>P</m:t>
-        </m:r>
-        <m:r>
-          <m:rPr>
-            <m:sty m:val="p"/>
-          </m:rPr>
-          <m:t>)</m:t>
-        </m:r>
-      </m:oMath>
-      <w:r>
-        <w:t xml:space="preserve"> </w:t>
-      </w:r>
-      <w:r>
-        <w:t xml:space="preserve">растворенная доля группы</w:t>
+      <w:r>
+        <w:rPr>
+          <w:i/>
+          <w:iCs/>
+        </w:rPr>
+        <w:t xml:space="preserve">n</w:t>
+      </w:r>
+      <w:r>
+        <w:rPr>
+          <w:i/>
+          <w:iCs/>
+          <w:vertAlign w:val="subscript"/>
+        </w:rPr>
+        <w:t xml:space="preserve">g</w:t>
+      </w:r>
+      <w:r>
+        <w:t xml:space="preserve">(</w:t>
+      </w:r>
+      <w:r>
+        <w:rPr>
+          <w:i/>
+          <w:iCs/>
+        </w:rPr>
+        <w:t xml:space="preserve">P</w:t>
+      </w:r>
+      <w:r>
+        <w:t xml:space="preserve">) растворенная доля группы</w:t>
       </w:r>
       <w:r>
         <w:t xml:space="preserve"> </w:t>
@@ -5048,43 +4950,40 @@
       <w:r>
         <w:t xml:space="preserve"> </w:t>
       </w:r>
-      <m:oMath>
-        <m:sSub>
-          <m:e>
-            <m:r>
-              <m:t>k</m:t>
-            </m:r>
-          </m:e>
-          <m:sub>
-            <m:r>
-              <m:t>c</m:t>
-            </m:r>
-            <m:r>
-              <m:t>r</m:t>
-            </m:r>
-          </m:sub>
-        </m:sSub>
-      </m:oMath>
+      <w:r>
+        <w:rPr>
+          <w:i/>
+          <w:iCs/>
+        </w:rPr>
+        <w:t xml:space="preserve">k</w:t>
+      </w:r>
+      <w:r>
+        <w:rPr>
+          <w:vertAlign w:val="subscript"/>
+        </w:rPr>
+        <w:t xml:space="preserve">cr</w:t>
+      </w:r>
       <w:r>
         <w:t xml:space="preserve">) и кристаллизацией на стенках пор (константа</w:t>
       </w:r>
       <w:r>
         <w:t xml:space="preserve"> </w:t>
       </w:r>
-      <m:oMath>
-        <m:sSub>
-          <m:e>
-            <m:r>
-              <m:t>k</m:t>
-            </m:r>
-          </m:e>
-          <m:sub>
-            <m:r>
-              <m:t>w</m:t>
-            </m:r>
-          </m:sub>
-        </m:sSub>
-      </m:oMath>
+      <w:r>
+        <w:rPr>
+          <w:i/>
+          <w:iCs/>
+        </w:rPr>
+        <w:t xml:space="preserve">k</w:t>
+      </w:r>
+      <w:r>
+        <w:rPr>
+          <w:i/>
+          <w:iCs/>
+          <w:vertAlign w:val="subscript"/>
+        </w:rPr>
+        <w:t xml:space="preserve">w</w:t>
+      </w:r>
       <w:r>
         <w:t xml:space="preserve">):</w:t>
       </w:r>
@@ -5449,86 +5348,80 @@
         <w:t xml:space="preserve"> </w:t>
       </w:r>
       <w:r>
-        <w:t xml:space="preserve">— часть пересыщения, уходящая на стенки за шаг</w:t>
-      </w:r>
-      <w:r>
-        <w:t xml:space="preserve"> </w:t>
-      </w:r>
-      <m:oMath>
-        <m:r>
-          <m:rPr>
-            <m:sty m:val="p"/>
-          </m:rPr>
-          <m:t>Δ</m:t>
-        </m:r>
-        <m:r>
-          <m:t>t</m:t>
-        </m:r>
-      </m:oMath>
+        <w:t xml:space="preserve">— часть пересыщения, уходящая на стенки за шаг Δ</w:t>
+      </w:r>
+      <w:r>
+        <w:rPr>
+          <w:i/>
+          <w:iCs/>
+        </w:rPr>
+        <w:t xml:space="preserve">t</w:t>
+      </w:r>
       <w:r>
         <w:t xml:space="preserve">. Кристаллизация на стенках сужает все проводящие каналы одинаково, со скоростью</w:t>
       </w:r>
       <w:r>
         <w:t xml:space="preserve"> </w:t>
       </w:r>
-      <m:oMath>
-        <m:sSub>
-          <m:e>
-            <m:r>
-              <m:t>u</m:t>
-            </m:r>
-          </m:e>
-          <m:sub>
-            <m:r>
-              <m:t>w</m:t>
-            </m:r>
-          </m:sub>
-        </m:sSub>
-        <m:r>
-          <m:rPr>
-            <m:sty m:val="p"/>
-          </m:rPr>
-          <m:t>=</m:t>
-        </m:r>
-        <m:r>
-          <m:rPr>
-            <m:sty m:val="p"/>
-          </m:rPr>
-          <m:t>−</m:t>
-        </m:r>
-        <m:sSub>
-          <m:e>
-            <m:r>
-              <m:t>q</m:t>
-            </m:r>
-          </m:e>
-          <m:sub>
-            <m:r>
-              <m:t>w</m:t>
-            </m:r>
-          </m:sub>
-        </m:sSub>
-        <m:r>
-          <m:rPr>
-            <m:sty m:val="p"/>
-          </m:rPr>
-          <m:t>/</m:t>
-        </m:r>
-        <m:r>
-          <m:t>a</m:t>
-        </m:r>
-      </m:oMath>
+      <w:r>
+        <w:rPr>
+          <w:i/>
+          <w:iCs/>
+        </w:rPr>
+        <w:t xml:space="preserve">u</w:t>
+      </w:r>
+      <w:r>
+        <w:rPr>
+          <w:i/>
+          <w:iCs/>
+          <w:vertAlign w:val="subscript"/>
+        </w:rPr>
+        <w:t xml:space="preserve">w</w:t>
+      </w:r>
+      <w:r>
+        <w:t xml:space="preserve"> </w:t>
+      </w:r>
+      <w:r>
+        <w:t xml:space="preserve">= −</w:t>
+      </w:r>
+      <w:r>
+        <w:rPr>
+          <w:i/>
+          <w:iCs/>
+        </w:rPr>
+        <w:t xml:space="preserve">q</w:t>
+      </w:r>
+      <w:r>
+        <w:rPr>
+          <w:i/>
+          <w:iCs/>
+          <w:vertAlign w:val="subscript"/>
+        </w:rPr>
+        <w:t xml:space="preserve">w</w:t>
+      </w:r>
+      <w:r>
+        <w:t xml:space="preserve">/</w:t>
+      </w:r>
+      <w:r>
+        <w:rPr>
+          <w:i/>
+          <w:iCs/>
+        </w:rPr>
+        <w:t xml:space="preserve">a</w:t>
+      </w:r>
       <w:r>
         <w:t xml:space="preserve">, где</w:t>
       </w:r>
       <w:r>
         <w:t xml:space="preserve"> </w:t>
       </w:r>
-      <m:oMath>
-        <m:r>
-          <m:t>a</m:t>
-        </m:r>
-      </m:oMath>
+      <w:r>
+        <w:rPr>
+          <w:i/>
+          <w:iCs/>
+        </w:rPr>
+        <w:t xml:space="preserve">a</w:t>
+      </w:r>
       <w:r>
         <w:t xml:space="preserve"> </w:t>
       </w:r>
@@ -5538,66 +5431,48 @@
       <w:r>
         <w:t xml:space="preserve"> </w:t>
       </w:r>
-      <m:oMath>
-        <m:sSub>
-          <m:e>
-            <m:r>
-              <m:t>k</m:t>
-            </m:r>
-          </m:e>
-          <m:sub>
-            <m:r>
-              <m:t>c</m:t>
-            </m:r>
-            <m:r>
-              <m:t>r</m:t>
-            </m:r>
-          </m:sub>
-        </m:sSub>
-        <m:r>
-          <m:rPr>
-            <m:sty m:val="p"/>
-          </m:rPr>
-          <m:t>→</m:t>
-        </m:r>
-        <m:r>
-          <m:rPr>
-            <m:sty m:val="p"/>
-          </m:rPr>
-          <m:t>∞</m:t>
-        </m:r>
-      </m:oMath>
-      <w:r>
-        <w:t xml:space="preserve">,</w:t>
-      </w:r>
-      <w:r>
-        <w:t xml:space="preserve"> </w:t>
-      </w:r>
-      <m:oMath>
-        <m:sSub>
-          <m:e>
-            <m:r>
-              <m:t>k</m:t>
-            </m:r>
-          </m:e>
-          <m:sub>
-            <m:r>
-              <m:t>w</m:t>
-            </m:r>
-          </m:sub>
-        </m:sSub>
-        <m:r>
-          <m:rPr>
-            <m:sty m:val="p"/>
-          </m:rPr>
-          <m:t>=</m:t>
-        </m:r>
-        <m:r>
-          <m:t>0</m:t>
-        </m:r>
-      </m:oMath>
-      <w:r>
-        <w:t xml:space="preserve">.</w:t>
+      <w:r>
+        <w:rPr>
+          <w:i/>
+          <w:iCs/>
+        </w:rPr>
+        <w:t xml:space="preserve">k</w:t>
+      </w:r>
+      <w:r>
+        <w:rPr>
+          <w:vertAlign w:val="subscript"/>
+        </w:rPr>
+        <w:t xml:space="preserve">cr</w:t>
+      </w:r>
+      <w:r>
+        <w:t xml:space="preserve"> </w:t>
+      </w:r>
+      <w:r>
+        <w:t xml:space="preserve">→ ∞,</w:t>
+      </w:r>
+      <w:r>
+        <w:t xml:space="preserve"> </w:t>
+      </w:r>
+      <w:r>
+        <w:rPr>
+          <w:i/>
+          <w:iCs/>
+        </w:rPr>
+        <w:t xml:space="preserve">k</w:t>
+      </w:r>
+      <w:r>
+        <w:rPr>
+          <w:i/>
+          <w:iCs/>
+          <w:vertAlign w:val="subscript"/>
+        </w:rPr>
+        <w:t xml:space="preserve">w</w:t>
+      </w:r>
+      <w:r>
+        <w:t xml:space="preserve"> </w:t>
+      </w:r>
+      <w:r>
+        <w:t xml:space="preserve">= 0.</w:t>
       </w:r>
     </w:p>
     <w:p>
@@ -5610,36 +5485,26 @@
       <w:r>
         <w:t xml:space="preserve"> </w:t>
       </w:r>
-      <m:oMath>
-        <m:sSub>
-          <m:e>
-            <m:r>
-              <m:t>d</m:t>
-            </m:r>
-          </m:e>
-          <m:sub>
-            <m:r>
-              <m:t>p</m:t>
-            </m:r>
-          </m:sub>
-        </m:sSub>
-      </m:oMath>
-      <w:r>
-        <w:t xml:space="preserve"> </w:t>
-      </w:r>
-      <w:r>
-        <w:t xml:space="preserve">переносятся к стенкам капилляров конвективной диффузией и блокируют капилляр, если не проходят его горло (отношение радиусов горла и канала</w:t>
-      </w:r>
-      <w:r>
-        <w:t xml:space="preserve"> </w:t>
-      </w:r>
-      <m:oMath>
-        <m:r>
-          <m:t>γ</m:t>
-        </m:r>
-      </m:oMath>
-      <w:r>
-        <w:t xml:space="preserve">) [21].</w:t>
+      <w:r>
+        <w:rPr>
+          <w:i/>
+          <w:iCs/>
+        </w:rPr>
+        <w:t xml:space="preserve">d</w:t>
+      </w:r>
+      <w:r>
+        <w:rPr>
+          <w:i/>
+          <w:iCs/>
+          <w:vertAlign w:val="subscript"/>
+        </w:rPr>
+        <w:t xml:space="preserve">p</w:t>
+      </w:r>
+      <w:r>
+        <w:t xml:space="preserve"> </w:t>
+      </w:r>
+      <w:r>
+        <w:t xml:space="preserve">переносятся к стенкам капилляров конвективной диффузией и блокируют капилляр, если не проходят его горло (отношение радиусов горла и канала γ) [21].</w:t>
       </w:r>
       <w:r>
         <w:t xml:space="preserve"> </w:t>
@@ -5650,11 +5515,13 @@
       <w:r>
         <w:t xml:space="preserve"> </w:t>
       </w:r>
-      <m:oMath>
-        <m:r>
-          <m:t>r</m:t>
-        </m:r>
-      </m:oMath>
+      <w:r>
+        <w:rPr>
+          <w:i/>
+          <w:iCs/>
+        </w:rPr>
+        <w:t xml:space="preserve">r</w:t>
+      </w:r>
       <w:r>
         <w:t xml:space="preserve"> </w:t>
       </w:r>
@@ -6378,94 +6245,59 @@
       <w:r>
         <w:t xml:space="preserve"> </w:t>
       </w:r>
-      <m:oMath>
-        <m:sSub>
-          <m:e>
-            <m:r>
-              <m:t>L</m:t>
-            </m:r>
-          </m:e>
-          <m:sub>
-            <m:r>
-              <m:t>k</m:t>
-            </m:r>
-          </m:sub>
-        </m:sSub>
-      </m:oMath>
-      <w:r>
-        <w:t xml:space="preserve"> </w:t>
-      </w:r>
-      <w:r>
-        <w:t xml:space="preserve">— длина порового канала;</w:t>
-      </w:r>
-      <w:r>
-        <w:t xml:space="preserve"> </w:t>
-      </w:r>
-      <m:oMath>
-        <m:r>
-          <m:t>β</m:t>
-        </m:r>
-      </m:oMath>
-      <w:r>
-        <w:t xml:space="preserve"> </w:t>
-      </w:r>
-      <w:r>
-        <w:t xml:space="preserve">— доля блокируемых каналов;</w:t>
-      </w:r>
-      <w:r>
-        <w:t xml:space="preserve"> </w:t>
-      </w:r>
-      <m:oMath>
-        <m:r>
-          <m:t>η</m:t>
-        </m:r>
-      </m:oMath>
-      <w:r>
-        <w:t xml:space="preserve"> </w:t>
-      </w:r>
-      <w:r>
-        <w:t xml:space="preserve">— извилистость;</w:t>
-      </w:r>
-      <w:r>
-        <w:t xml:space="preserve"> </w:t>
-      </w:r>
-      <m:oMath>
-        <m:sSub>
-          <m:e>
-            <m:r>
-              <m:t>f</m:t>
-            </m:r>
-          </m:e>
-          <m:sub>
-            <m:r>
-              <m:t>D</m:t>
-            </m:r>
-          </m:sub>
-        </m:sSub>
-      </m:oMath>
-      <w:r>
-        <w:t xml:space="preserve"> </w:t>
-      </w:r>
-      <w:r>
-        <w:t xml:space="preserve">— множитель броуновской диффузии в (15);</w:t>
-      </w:r>
-      <w:r>
-        <w:t xml:space="preserve"> </w:t>
-      </w:r>
-      <m:oMath>
-        <m:sSub>
-          <m:e>
-            <m:r>
-              <m:t>μ</m:t>
-            </m:r>
-          </m:e>
-          <m:sub>
-            <m:r>
-              <m:t>p</m:t>
-            </m:r>
-          </m:sub>
-        </m:sSub>
-      </m:oMath>
+      <w:r>
+        <w:rPr>
+          <w:i/>
+          <w:iCs/>
+        </w:rPr>
+        <w:t xml:space="preserve">L</w:t>
+      </w:r>
+      <w:r>
+        <w:rPr>
+          <w:i/>
+          <w:iCs/>
+          <w:vertAlign w:val="subscript"/>
+        </w:rPr>
+        <w:t xml:space="preserve">k</w:t>
+      </w:r>
+      <w:r>
+        <w:t xml:space="preserve"> </w:t>
+      </w:r>
+      <w:r>
+        <w:t xml:space="preserve">— длина порового канала; β — доля блокируемых каналов; η — извилистость;</w:t>
+      </w:r>
+      <w:r>
+        <w:t xml:space="preserve"> </w:t>
+      </w:r>
+      <w:r>
+        <w:rPr>
+          <w:i/>
+          <w:iCs/>
+        </w:rPr>
+        <w:t xml:space="preserve">f</w:t>
+      </w:r>
+      <w:r>
+        <w:rPr>
+          <w:i/>
+          <w:iCs/>
+          <w:vertAlign w:val="subscript"/>
+        </w:rPr>
+        <w:t xml:space="preserve">D</w:t>
+      </w:r>
+      <w:r>
+        <w:t xml:space="preserve"> </w:t>
+      </w:r>
+      <w:r>
+        <w:t xml:space="preserve">— множитель броуновской диффузии в (15); μ</w:t>
+      </w:r>
+      <w:r>
+        <w:rPr>
+          <w:i/>
+          <w:iCs/>
+          <w:vertAlign w:val="subscript"/>
+        </w:rPr>
+        <w:t xml:space="preserve">p</w:t>
+      </w:r>
       <w:r>
         <w:t xml:space="preserve"> </w:t>
       </w:r>
@@ -6870,82 +6702,39 @@
         <w:pStyle w:val="FirstParagraph"/>
       </w:pPr>
       <w:r>
-        <w:t xml:space="preserve">где</w:t>
-      </w:r>
-      <w:r>
-        <w:t xml:space="preserve"> </w:t>
-      </w:r>
-      <m:oMath>
-        <m:r>
-          <m:rPr>
-            <m:sty m:val="p"/>
-          </m:rPr>
-          <m:t>Γ</m:t>
-        </m:r>
-      </m:oMath>
-      <w:r>
-        <w:t xml:space="preserve"> </w:t>
-      </w:r>
-      <w:r>
-        <w:t xml:space="preserve">— удержанная масса на единицу объема породы;</w:t>
-      </w:r>
-      <w:r>
-        <w:t xml:space="preserve"> </w:t>
-      </w:r>
-      <m:oMath>
-        <m:r>
-          <m:t>c</m:t>
-        </m:r>
-      </m:oMath>
-      <w:r>
-        <w:t xml:space="preserve"> </w:t>
-      </w:r>
-      <w:r>
-        <w:t xml:space="preserve">— доля в нефти;</w:t>
-      </w:r>
-      <w:r>
-        <w:t xml:space="preserve"> </w:t>
-      </w:r>
-      <m:oMath>
-        <m:r>
-          <m:rPr>
-            <m:sty m:val="p"/>
-          </m:rPr>
-          <m:t>Δ</m:t>
-        </m:r>
-        <m:sSub>
-          <m:e>
-            <m:r>
-              <m:t>H</m:t>
-            </m:r>
-          </m:e>
-          <m:sub>
-            <m:r>
-              <m:t>a</m:t>
-            </m:r>
-            <m:r>
-              <m:t>d</m:t>
-            </m:r>
-            <m:r>
-              <m:t>s</m:t>
-            </m:r>
-          </m:sub>
-        </m:sSub>
-        <m:r>
-          <m:rPr>
-            <m:sty m:val="p"/>
-          </m:rPr>
-          <m:t>&lt;</m:t>
-        </m:r>
-        <m:r>
-          <m:t>0</m:t>
-        </m:r>
-      </m:oMath>
-      <w:r>
-        <w:t xml:space="preserve"> </w:t>
-      </w:r>
-      <w:r>
-        <w:t xml:space="preserve">— эффективная энтальпия;</w:t>
+        <w:t xml:space="preserve">где Γ — удержанная масса на единицу объема породы;</w:t>
+      </w:r>
+      <w:r>
+        <w:t xml:space="preserve"> </w:t>
+      </w:r>
+      <w:r>
+        <w:rPr>
+          <w:i/>
+          <w:iCs/>
+        </w:rPr>
+        <w:t xml:space="preserve">c</w:t>
+      </w:r>
+      <w:r>
+        <w:t xml:space="preserve"> </w:t>
+      </w:r>
+      <w:r>
+        <w:t xml:space="preserve">— доля в нефти; Δ</w:t>
+      </w:r>
+      <w:r>
+        <w:rPr>
+          <w:i/>
+          <w:iCs/>
+        </w:rPr>
+        <w:t xml:space="preserve">H</w:t>
+      </w:r>
+      <w:r>
+        <w:rPr>
+          <w:vertAlign w:val="subscript"/>
+        </w:rPr>
+        <w:t xml:space="preserve">ads</w:t>
+      </w:r>
+      <w:r>
+        <w:t xml:space="preserve">&lt;0 — эффективная энтальпия;</w:t>
       </w:r>
       <w:r>
         <w:t xml:space="preserve"> </w:t>
@@ -6992,21 +6781,7 @@
         <w:t xml:space="preserve"> </w:t>
       </w:r>
       <w:r>
-        <w:t xml:space="preserve">[22]. Удержанный объем</w:t>
-      </w:r>
-      <w:r>
-        <w:t xml:space="preserve"> </w:t>
-      </w:r>
-      <m:oMath>
-        <m:r>
-          <m:t>σ</m:t>
-        </m:r>
-      </m:oMath>
-      <w:r>
-        <w:t xml:space="preserve"> </w:t>
-      </w:r>
-      <w:r>
-        <w:t xml:space="preserve">снижает проницаемость по Сивану [3]:</w:t>
+        <w:t xml:space="preserve">[22]. Удержанный объем σ снижает проницаемость по Сивану [3]:</w:t>
       </w:r>
       <w:r>
         <w:t xml:space="preserve"> </w:t>
@@ -7182,43 +6957,33 @@
       <w:r>
         <w:t xml:space="preserve"> </w:t>
       </w:r>
-      <m:oMath>
-        <m:sSub>
-          <m:e>
-            <m:r>
-              <m:t>k</m:t>
-            </m:r>
-          </m:e>
-          <m:sub>
-            <m:r>
-              <m:t>b</m:t>
-            </m:r>
-          </m:sub>
-        </m:sSub>
-      </m:oMath>
-      <w:r>
-        <w:t xml:space="preserve"> </w:t>
-      </w:r>
-      <w:r>
-        <w:t xml:space="preserve">— проницаемость порового пространства с отложениями парафина. В пласте нефть и порода контактируют геологическое время, поэтому начальное удержание</w:t>
-      </w:r>
-      <w:r>
-        <w:t xml:space="preserve"> </w:t>
-      </w:r>
-      <m:oMath>
-        <m:sSub>
-          <m:e>
-            <m:r>
-              <m:t>σ</m:t>
-            </m:r>
-          </m:e>
-          <m:sub>
-            <m:r>
-              <m:t>0</m:t>
-            </m:r>
-          </m:sub>
-        </m:sSub>
-      </m:oMath>
+      <w:r>
+        <w:rPr>
+          <w:i/>
+          <w:iCs/>
+        </w:rPr>
+        <w:t xml:space="preserve">k</w:t>
+      </w:r>
+      <w:r>
+        <w:rPr>
+          <w:i/>
+          <w:iCs/>
+          <w:vertAlign w:val="subscript"/>
+        </w:rPr>
+        <w:t xml:space="preserve">b</w:t>
+      </w:r>
+      <w:r>
+        <w:t xml:space="preserve"> </w:t>
+      </w:r>
+      <w:r>
+        <w:t xml:space="preserve">— проницаемость порового пространства с отложениями парафина. В пласте нефть и порода контактируют геологическое время, поэтому начальное удержание σ</w:t>
+      </w:r>
+      <w:r>
+        <w:rPr>
+          <w:vertAlign w:val="subscript"/>
+        </w:rPr>
+        <w:t xml:space="preserve">0</w:t>
+      </w:r>
       <w:r>
         <w:t xml:space="preserve"> </w:t>
       </w:r>
@@ -7503,132 +7268,67 @@
         <w:pStyle w:val="FirstParagraph"/>
       </w:pPr>
       <w:r>
-        <w:t xml:space="preserve">где</w:t>
-      </w:r>
-      <w:r>
-        <w:t xml:space="preserve"> </w:t>
-      </w:r>
-      <m:oMath>
-        <m:sSub>
-          <m:e>
-            <m:r>
-              <m:t>ϕ</m:t>
-            </m:r>
-          </m:e>
-          <m:sub>
-            <m:r>
-              <m:t>s</m:t>
-            </m:r>
-          </m:sub>
-        </m:sSub>
-      </m:oMath>
-      <w:r>
-        <w:t xml:space="preserve"> </w:t>
-      </w:r>
-      <w:r>
-        <w:t xml:space="preserve">— объемная доля взвешенных кристаллов. Ниже точки гелеобразования нефть вязкопластична с пределом текучести</w:t>
-      </w:r>
-      <w:r>
-        <w:t xml:space="preserve"> </w:t>
-      </w:r>
-      <m:oMath>
-        <m:sSub>
-          <m:e>
-            <m:r>
-              <m:t>τ</m:t>
-            </m:r>
-          </m:e>
-          <m:sub>
-            <m:r>
-              <m:t>y</m:t>
-            </m:r>
-          </m:sub>
-        </m:sSub>
-        <m:r>
-          <m:rPr>
-            <m:sty m:val="p"/>
-          </m:rPr>
-          <m:t>(</m:t>
-        </m:r>
-        <m:r>
-          <m:t>ϕ</m:t>
-        </m:r>
-        <m:r>
-          <m:rPr>
-            <m:sty m:val="p"/>
-          </m:rPr>
-          <m:t>)</m:t>
-        </m:r>
-      </m:oMath>
-      <w:r>
-        <w:t xml:space="preserve">, где</w:t>
-      </w:r>
-      <w:r>
-        <w:t xml:space="preserve"> </w:t>
-      </w:r>
-      <m:oMath>
-        <m:r>
-          <m:t>ϕ</m:t>
-        </m:r>
-      </m:oMath>
-      <w:r>
-        <w:t xml:space="preserve"> </w:t>
-      </w:r>
-      <w:r>
-        <w:t xml:space="preserve">— доля твердого парафина в поре вместе с осадком, и подвижность нефти умножается на множитель Букингема—Райнера</w:t>
-      </w:r>
-      <w:r>
-        <w:t xml:space="preserve"> </w:t>
-      </w:r>
-      <m:oMath>
-        <m:r>
-          <m:t>F</m:t>
-        </m:r>
-        <m:r>
-          <m:rPr>
-            <m:sty m:val="p"/>
-          </m:rPr>
-          <m:t>(</m:t>
-        </m:r>
-        <m:sSub>
-          <m:e>
-            <m:r>
-              <m:t>τ</m:t>
-            </m:r>
-          </m:e>
-          <m:sub>
-            <m:r>
-              <m:t>y</m:t>
-            </m:r>
-          </m:sub>
-        </m:sSub>
-        <m:r>
-          <m:rPr>
-            <m:sty m:val="p"/>
-          </m:rPr>
-          <m:t>/</m:t>
-        </m:r>
-        <m:sSub>
-          <m:e>
-            <m:r>
-              <m:t>τ</m:t>
-            </m:r>
-          </m:e>
-          <m:sub>
-            <m:r>
-              <m:t>w</m:t>
-            </m:r>
-          </m:sub>
-        </m:sSub>
-        <m:r>
-          <m:rPr>
-            <m:sty m:val="p"/>
-          </m:rPr>
-          <m:t>)</m:t>
-        </m:r>
-      </m:oMath>
-      <w:r>
-        <w:t xml:space="preserve">, осредненный по капиллярам:</w:t>
+        <w:t xml:space="preserve">где ϕ</w:t>
+      </w:r>
+      <w:r>
+        <w:rPr>
+          <w:i/>
+          <w:iCs/>
+          <w:vertAlign w:val="subscript"/>
+        </w:rPr>
+        <w:t xml:space="preserve">s</w:t>
+      </w:r>
+      <w:r>
+        <w:t xml:space="preserve"> </w:t>
+      </w:r>
+      <w:r>
+        <w:t xml:space="preserve">— объемная доля взвешенных кристаллов. Ниже точки гелеобразования нефть вязкопластична с пределом текучести τ</w:t>
+      </w:r>
+      <w:r>
+        <w:rPr>
+          <w:i/>
+          <w:iCs/>
+          <w:vertAlign w:val="subscript"/>
+        </w:rPr>
+        <w:t xml:space="preserve">y</w:t>
+      </w:r>
+      <w:r>
+        <w:t xml:space="preserve">(ϕ), где ϕ — доля твердого парафина в поре вместе с осадком, и подвижность нефти умножается на множитель Букингема—Райнера</w:t>
+      </w:r>
+      <w:r>
+        <w:t xml:space="preserve"> </w:t>
+      </w:r>
+      <w:r>
+        <w:rPr>
+          <w:i/>
+          <w:iCs/>
+        </w:rPr>
+        <w:t xml:space="preserve">F</w:t>
+      </w:r>
+      <w:r>
+        <w:t xml:space="preserve">(τ</w:t>
+      </w:r>
+      <w:r>
+        <w:rPr>
+          <w:i/>
+          <w:iCs/>
+          <w:vertAlign w:val="subscript"/>
+        </w:rPr>
+        <w:t xml:space="preserve">y</w:t>
+      </w:r>
+      <w:r>
+        <w:t xml:space="preserve">/τ</w:t>
+      </w:r>
+      <w:r>
+        <w:rPr>
+          <w:i/>
+          <w:iCs/>
+          <w:vertAlign w:val="subscript"/>
+        </w:rPr>
+        <w:t xml:space="preserve">w</w:t>
+      </w:r>
+      <w:r>
+        <w:t xml:space="preserve">), осредненный по капиллярам:</w:t>
       </w:r>
       <w:r>
         <w:t xml:space="preserve"> </w:t>
@@ -7916,25 +7616,16 @@
         <w:pStyle w:val="FirstParagraph"/>
       </w:pPr>
       <w:r>
-        <w:t xml:space="preserve">Через</w:t>
-      </w:r>
-      <w:r>
-        <w:t xml:space="preserve"> </w:t>
-      </w:r>
-      <m:oMath>
-        <m:sSub>
-          <m:e>
-            <m:r>
-              <m:t>μ</m:t>
-            </m:r>
-          </m:e>
-          <m:sub>
-            <m:r>
-              <m:t>o</m:t>
-            </m:r>
-          </m:sub>
-        </m:sSub>
-      </m:oMath>
+        <w:t xml:space="preserve">Через μ</w:t>
+      </w:r>
+      <w:r>
+        <w:rPr>
+          <w:i/>
+          <w:iCs/>
+          <w:vertAlign w:val="subscript"/>
+        </w:rPr>
+        <w:t xml:space="preserve">o</w:t>
+      </w:r>
       <w:r>
         <w:t xml:space="preserve"> </w:t>
       </w:r>
@@ -7957,45 +7648,30 @@
         <w:pStyle w:val="FirstParagraph"/>
       </w:pPr>
       <w:r>
-        <w:t xml:space="preserve">Функция распределения капилляров по радиусам</w:t>
-      </w:r>
-      <w:r>
-        <w:t xml:space="preserve"> </w:t>
-      </w:r>
-      <m:oMath>
-        <m:r>
-          <m:t>φ</m:t>
-        </m:r>
-        <m:r>
-          <m:rPr>
-            <m:sty m:val="p"/>
-          </m:rPr>
-          <m:t>(</m:t>
-        </m:r>
-        <m:r>
-          <m:t>r</m:t>
-        </m:r>
-        <m:r>
-          <m:rPr>
-            <m:sty m:val="p"/>
-          </m:rPr>
-          <m:t>,</m:t>
-        </m:r>
-        <m:r>
-          <m:t>t</m:t>
-        </m:r>
-        <m:r>
-          <m:rPr>
-            <m:sty m:val="p"/>
-          </m:rPr>
-          <m:t>)</m:t>
-        </m:r>
-      </m:oMath>
-      <w:r>
-        <w:t xml:space="preserve"> </w:t>
-      </w:r>
-      <w:r>
-        <w:t xml:space="preserve">с начальным логнормальным распределением Косуги [24]</w:t>
+        <w:t xml:space="preserve">Функция распределения капилляров по радиусам φ(</w:t>
+      </w:r>
+      <w:r>
+        <w:rPr>
+          <w:i/>
+          <w:iCs/>
+        </w:rPr>
+        <w:t xml:space="preserve">r</w:t>
+      </w:r>
+      <w:r>
+        <w:t xml:space="preserve">,</w:t>
+      </w:r>
+      <w:r>
+        <w:t xml:space="preserve"> </w:t>
+      </w:r>
+      <w:r>
+        <w:rPr>
+          <w:i/>
+          <w:iCs/>
+        </w:rPr>
+        <w:t xml:space="preserve">t</w:t>
+      </w:r>
+      <w:r>
+        <w:t xml:space="preserve">) с начальным логнормальным распределением Косуги [24]</w:t>
       </w:r>
       <w:r>
         <w:t xml:space="preserve"> </w:t>
@@ -8196,63 +7872,48 @@
       <w:r>
         <w:t xml:space="preserve"> </w:t>
       </w:r>
-      <m:oMath>
-        <m:sSub>
-          <m:e>
-            <m:r>
-              <m:t>r</m:t>
-            </m:r>
-          </m:e>
-          <m:sub>
-            <m:r>
-              <m:t>m</m:t>
-            </m:r>
-          </m:sub>
-        </m:sSub>
-      </m:oMath>
-      <w:r>
-        <w:t xml:space="preserve"> </w:t>
-      </w:r>
-      <w:r>
-        <w:t xml:space="preserve">— медианный радиус,</w:t>
-      </w:r>
-      <w:r>
-        <w:t xml:space="preserve"> </w:t>
-      </w:r>
-      <m:oMath>
-        <m:sSub>
-          <m:e>
-            <m:r>
-              <m:t>σ</m:t>
-            </m:r>
-          </m:e>
-          <m:sub>
-            <m:r>
-              <m:t>r</m:t>
-            </m:r>
-          </m:sub>
-        </m:sSub>
-      </m:oMath>
-      <w:r>
-        <w:t xml:space="preserve"> </w:t>
-      </w:r>
-      <w:r>
-        <w:t xml:space="preserve">— стандартное отклонение</w:t>
-      </w:r>
-      <w:r>
-        <w:t xml:space="preserve"> </w:t>
-      </w:r>
-      <m:oMath>
-        <m:r>
-          <m:rPr>
-            <m:sty m:val="p"/>
-          </m:rPr>
-          <m:t>ln</m:t>
-        </m:r>
-        <m:r>
-          <m:t>r</m:t>
-        </m:r>
-      </m:oMath>
+      <w:r>
+        <w:rPr>
+          <w:i/>
+          <w:iCs/>
+        </w:rPr>
+        <w:t xml:space="preserve">r</w:t>
+      </w:r>
+      <w:r>
+        <w:rPr>
+          <w:i/>
+          <w:iCs/>
+          <w:vertAlign w:val="subscript"/>
+        </w:rPr>
+        <w:t xml:space="preserve">m</w:t>
+      </w:r>
+      <w:r>
+        <w:t xml:space="preserve"> </w:t>
+      </w:r>
+      <w:r>
+        <w:t xml:space="preserve">— медианный радиус, σ</w:t>
+      </w:r>
+      <w:r>
+        <w:rPr>
+          <w:i/>
+          <w:iCs/>
+          <w:vertAlign w:val="subscript"/>
+        </w:rPr>
+        <w:t xml:space="preserve">r</w:t>
+      </w:r>
+      <w:r>
+        <w:t xml:space="preserve"> </w:t>
+      </w:r>
+      <w:r>
+        <w:t xml:space="preserve">— стандартное отклонение ln</w:t>
+      </w:r>
+      <w:r>
+        <w:rPr>
+          <w:i/>
+          <w:iCs/>
+        </w:rPr>
+        <w:t xml:space="preserve">r</w:t>
+      </w:r>
       <w:r>
         <w:t xml:space="preserve">, меняется по уравнению [21]</w:t>
       </w:r>
@@ -8690,57 +8351,43 @@
       <w:r>
         <w:t xml:space="preserve"> </w:t>
       </w:r>
-      <m:oMath>
-        <m:sSub>
-          <m:e>
-            <m:r>
-              <m:t>m</m:t>
-            </m:r>
-          </m:e>
-          <m:sub>
-            <m:r>
-              <m:t>d</m:t>
-            </m:r>
-          </m:sub>
-        </m:sSub>
-      </m:oMath>
-      <w:r>
-        <w:t xml:space="preserve"> </w:t>
-      </w:r>
-      <w:r>
-        <w:t xml:space="preserve">в (21) — тупиковая пористость заблокированных каналов; извилистость</w:t>
-      </w:r>
-      <w:r>
-        <w:t xml:space="preserve"> </w:t>
-      </w:r>
-      <m:oMath>
-        <m:r>
-          <m:t>η</m:t>
-        </m:r>
-      </m:oMath>
-      <w:r>
-        <w:t xml:space="preserve"> </w:t>
-      </w:r>
-      <w:r>
-        <w:t xml:space="preserve">выбрана так, чтобы пучок имел проницаемость</w:t>
-      </w:r>
-      <w:r>
-        <w:t xml:space="preserve"> </w:t>
-      </w:r>
-      <m:oMath>
-        <m:sSub>
-          <m:e>
-            <m:r>
-              <m:t>k</m:t>
-            </m:r>
-          </m:e>
-          <m:sub>
-            <m:r>
-              <m:t>0</m:t>
-            </m:r>
-          </m:sub>
-        </m:sSub>
-      </m:oMath>
+      <w:r>
+        <w:rPr>
+          <w:i/>
+          <w:iCs/>
+        </w:rPr>
+        <w:t xml:space="preserve">m</w:t>
+      </w:r>
+      <w:r>
+        <w:rPr>
+          <w:i/>
+          <w:iCs/>
+          <w:vertAlign w:val="subscript"/>
+        </w:rPr>
+        <w:t xml:space="preserve">d</w:t>
+      </w:r>
+      <w:r>
+        <w:t xml:space="preserve"> </w:t>
+      </w:r>
+      <w:r>
+        <w:t xml:space="preserve">в (21) — тупиковая пористость заблокированных каналов; извилистость η выбрана так, чтобы пучок имел проницаемость</w:t>
+      </w:r>
+      <w:r>
+        <w:t xml:space="preserve"> </w:t>
+      </w:r>
+      <w:r>
+        <w:rPr>
+          <w:i/>
+          <w:iCs/>
+        </w:rPr>
+        <w:t xml:space="preserve">k</w:t>
+      </w:r>
+      <w:r>
+        <w:rPr>
+          <w:vertAlign w:val="subscript"/>
+        </w:rPr>
+        <w:t xml:space="preserve">0</w:t>
+      </w:r>
       <w:r>
         <w:t xml:space="preserve">.</w:t>
       </w:r>
@@ -8758,73 +8405,76 @@
       <w:r>
         <w:t xml:space="preserve"> </w:t>
       </w:r>
-      <m:oMath>
-        <m:sSub>
-          <m:e>
-            <m:r>
-              <m:t>r</m:t>
-            </m:r>
-          </m:e>
-          <m:sub>
-            <m:r>
-              <m:t>t</m:t>
-            </m:r>
-          </m:sub>
-        </m:sSub>
-        <m:r>
-          <m:rPr>
-            <m:sty m:val="p"/>
-          </m:rPr>
-          <m:t>=</m:t>
-        </m:r>
-        <m:r>
-          <m:t>γ</m:t>
-        </m:r>
-        <m:r>
-          <m:rPr>
-            <m:sty m:val="p"/>
-          </m:rPr>
-          <m:t>(</m:t>
-        </m:r>
-        <m:r>
-          <m:t>r</m:t>
-        </m:r>
-        <m:r>
-          <m:rPr>
-            <m:sty m:val="p"/>
-          </m:rPr>
-          <m:t>+</m:t>
-        </m:r>
-        <m:r>
-          <m:t>h</m:t>
-        </m:r>
-        <m:r>
-          <m:rPr>
-            <m:sty m:val="p"/>
-          </m:rPr>
-          <m:t>)</m:t>
-        </m:r>
-        <m:r>
-          <m:rPr>
-            <m:sty m:val="p"/>
-          </m:rPr>
-          <m:t>−</m:t>
-        </m:r>
-        <m:r>
-          <m:t>h</m:t>
-        </m:r>
-      </m:oMath>
+      <w:r>
+        <w:rPr>
+          <w:i/>
+          <w:iCs/>
+        </w:rPr>
+        <w:t xml:space="preserve">r</w:t>
+      </w:r>
+      <w:r>
+        <w:rPr>
+          <w:i/>
+          <w:iCs/>
+          <w:vertAlign w:val="subscript"/>
+        </w:rPr>
+        <w:t xml:space="preserve">t</w:t>
+      </w:r>
+      <w:r>
+        <w:t xml:space="preserve"> </w:t>
+      </w:r>
+      <w:r>
+        <w:t xml:space="preserve">= γ(</w:t>
+      </w:r>
+      <w:r>
+        <w:rPr>
+          <w:i/>
+          <w:iCs/>
+        </w:rPr>
+        <w:t xml:space="preserve">r</w:t>
+      </w:r>
+      <w:r>
+        <w:t xml:space="preserve"> </w:t>
+      </w:r>
+      <w:r>
+        <w:t xml:space="preserve">+</w:t>
+      </w:r>
+      <w:r>
+        <w:t xml:space="preserve"> </w:t>
+      </w:r>
+      <w:r>
+        <w:rPr>
+          <w:i/>
+          <w:iCs/>
+        </w:rPr>
+        <w:t xml:space="preserve">h</w:t>
+      </w:r>
+      <w:r>
+        <w:t xml:space="preserve">) −</w:t>
+      </w:r>
+      <w:r>
+        <w:t xml:space="preserve"> </w:t>
+      </w:r>
+      <w:r>
+        <w:rPr>
+          <w:i/>
+          <w:iCs/>
+        </w:rPr>
+        <w:t xml:space="preserve">h</w:t>
+      </w:r>
       <w:r>
         <w:t xml:space="preserve">, где</w:t>
       </w:r>
       <w:r>
         <w:t xml:space="preserve"> </w:t>
       </w:r>
-      <m:oMath>
-        <m:r>
-          <m:t>h</m:t>
-        </m:r>
-      </m:oMath>
+      <w:r>
+        <w:rPr>
+          <w:i/>
+          <w:iCs/>
+        </w:rPr>
+        <w:t xml:space="preserve">h</w:t>
+      </w:r>
       <w:r>
         <w:t xml:space="preserve"> </w:t>
       </w:r>
@@ -8834,31 +8484,34 @@
       <w:r>
         <w:t xml:space="preserve"> </w:t>
       </w:r>
-      <m:oMath>
-        <m:r>
-          <m:t>z</m:t>
-        </m:r>
-      </m:oMath>
+      <w:r>
+        <w:rPr>
+          <w:i/>
+          <w:iCs/>
+        </w:rPr>
+        <w:t xml:space="preserve">z</w:t>
+      </w:r>
       <w:r>
         <w:t xml:space="preserve">. Эффективная проводимость горла</w:t>
       </w:r>
       <w:r>
         <w:t xml:space="preserve"> </w:t>
       </w:r>
-      <m:oMath>
-        <m:sSub>
-          <m:e>
-            <m:r>
-              <m:t>g</m:t>
-            </m:r>
-          </m:e>
-          <m:sub>
-            <m:r>
-              <m:t>m</m:t>
-            </m:r>
-          </m:sub>
-        </m:sSub>
-      </m:oMath>
+      <w:r>
+        <w:rPr>
+          <w:i/>
+          <w:iCs/>
+        </w:rPr>
+        <w:t xml:space="preserve">g</w:t>
+      </w:r>
+      <w:r>
+        <w:rPr>
+          <w:i/>
+          <w:iCs/>
+          <w:vertAlign w:val="subscript"/>
+        </w:rPr>
+        <w:t xml:space="preserve">m</w:t>
+      </w:r>
       <w:r>
         <w:t xml:space="preserve"> </w:t>
       </w:r>
@@ -9192,20 +8845,21 @@
       <w:r>
         <w:t xml:space="preserve"> </w:t>
       </w:r>
-      <m:oMath>
-        <m:sSub>
-          <m:e>
-            <m:r>
-              <m:t>w</m:t>
-            </m:r>
-          </m:e>
-          <m:sub>
-            <m:r>
-              <m:t>i</m:t>
-            </m:r>
-          </m:sub>
-        </m:sSub>
-      </m:oMath>
+      <w:r>
+        <w:rPr>
+          <w:i/>
+          <w:iCs/>
+        </w:rPr>
+        <w:t xml:space="preserve">w</w:t>
+      </w:r>
+      <w:r>
+        <w:rPr>
+          <w:i/>
+          <w:iCs/>
+          <w:vertAlign w:val="subscript"/>
+        </w:rPr>
+        <w:t xml:space="preserve">i</w:t>
+      </w:r>
       <w:r>
         <w:t xml:space="preserve"> </w:t>
       </w:r>
@@ -9258,43 +8912,34 @@
       <w:r>
         <w:t xml:space="preserve"> </w:t>
       </w:r>
-      <m:oMath>
-        <m:sSub>
-          <m:e>
-            <m:r>
-              <m:t>w</m:t>
-            </m:r>
-          </m:e>
-          <m:sub>
-            <m:r>
-              <m:t>b</m:t>
-            </m:r>
-          </m:sub>
-        </m:sSub>
-      </m:oMath>
-      <w:r>
-        <w:t xml:space="preserve"> </w:t>
-      </w:r>
-      <w:r>
-        <w:t xml:space="preserve">— доля закрытых и заблокированных. Проницаемость сети исчезает на пороге протекания</w:t>
-      </w:r>
-      <w:r>
-        <w:t xml:space="preserve"> </w:t>
-      </w:r>
-      <m:oMath>
-        <m:r>
-          <m:t>2</m:t>
-        </m:r>
-        <m:r>
-          <m:rPr>
-            <m:sty m:val="p"/>
-          </m:rPr>
-          <m:t>/</m:t>
-        </m:r>
-        <m:r>
-          <m:t>z</m:t>
-        </m:r>
-      </m:oMath>
+      <w:r>
+        <w:rPr>
+          <w:i/>
+          <w:iCs/>
+        </w:rPr>
+        <w:t xml:space="preserve">w</w:t>
+      </w:r>
+      <w:r>
+        <w:rPr>
+          <w:i/>
+          <w:iCs/>
+          <w:vertAlign w:val="subscript"/>
+        </w:rPr>
+        <w:t xml:space="preserve">b</w:t>
+      </w:r>
+      <w:r>
+        <w:t xml:space="preserve"> </w:t>
+      </w:r>
+      <w:r>
+        <w:t xml:space="preserve">— доля закрытых и заблокированных. Проницаемость сети исчезает на пороге протекания 2/</w:t>
+      </w:r>
+      <w:r>
+        <w:rPr>
+          <w:i/>
+          <w:iCs/>
+        </w:rPr>
+        <w:t xml:space="preserve">z</w:t>
+      </w:r>
       <w:r>
         <w:t xml:space="preserve">, а не при закрытии всех каналов.</w:t>
       </w:r>
@@ -9314,31 +8959,14 @@
         <w:pStyle w:val="FirstParagraph"/>
       </w:pPr>
       <w:r>
-        <w:t xml:space="preserve">Уравнения дискретизированы методом контрольных объемов; давление находится неявно, насыщенность, состав и температура — явно (IMPES) с шагом по числу Куранта, уравнение (20) — неявной прогонкой по радиусам, кинетика и удержание — неявно за шаг. Балансы массы компонентов выполняются с точностью</w:t>
-      </w:r>
-      <w:r>
-        <w:t xml:space="preserve"> </w:t>
-      </w:r>
-      <m:oMath>
-        <m:sSup>
-          <m:e>
-            <m:r>
-              <m:t>10</m:t>
-            </m:r>
-          </m:e>
-          <m:sup>
-            <m:r>
-              <m:rPr>
-                <m:sty m:val="p"/>
-              </m:rPr>
-              <m:t>−</m:t>
-            </m:r>
-            <m:r>
-              <m:t>16</m:t>
-            </m:r>
-          </m:sup>
-        </m:sSup>
-      </m:oMath>
+        <w:t xml:space="preserve">Уравнения дискретизированы методом контрольных объемов; давление находится неявно, насыщенность, состав и температура — явно (IMPES) с шагом по числу Куранта, уравнение (20) — неявной прогонкой по радиусам, кинетика и удержание — неявно за шаг. Балансы массы компонентов выполняются с точностью 10</w:t>
+      </w:r>
+      <w:r>
+        <w:rPr>
+          <w:vertAlign w:val="superscript"/>
+        </w:rPr>
+        <w:t xml:space="preserve">−16</w:t>
+      </w:r>
       <w:r>
         <w:t xml:space="preserve">. Межфазный теплообмен в варианте с тепловым неравновесием рассчитывается по корреляции Вакао—Кагеи для зернистого слоя [26].</w:t>
       </w:r>
@@ -9375,29 +9003,29 @@
       <w:r>
         <w:t xml:space="preserve"> </w:t>
       </w:r>
-      <m:oMath>
-        <m:r>
-          <m:t>k</m:t>
-        </m:r>
-        <m:r>
-          <m:rPr>
-            <m:sty m:val="p"/>
-          </m:rPr>
-          <m:t>/</m:t>
-        </m:r>
-        <m:sSub>
-          <m:e>
-            <m:r>
-              <m:t>k</m:t>
-            </m:r>
-          </m:e>
-          <m:sub>
-            <m:r>
-              <m:t>0</m:t>
-            </m:r>
-          </m:sub>
-        </m:sSub>
-      </m:oMath>
+      <w:r>
+        <w:rPr>
+          <w:i/>
+          <w:iCs/>
+        </w:rPr>
+        <w:t xml:space="preserve">k</w:t>
+      </w:r>
+      <w:r>
+        <w:t xml:space="preserve">/</w:t>
+      </w:r>
+      <w:r>
+        <w:rPr>
+          <w:i/>
+          <w:iCs/>
+        </w:rPr>
+        <w:t xml:space="preserve">k</w:t>
+      </w:r>
+      <w:r>
+        <w:rPr>
+          <w:vertAlign w:val="subscript"/>
+        </w:rPr>
+        <w:t xml:space="preserve">0</w:t>
+      </w:r>
       <w:r>
         <w:t xml:space="preserve"> </w:t>
       </w:r>
@@ -9415,40 +9043,42 @@
       <w:r>
         <w:t xml:space="preserve"> </w:t>
       </w:r>
-      <m:oMath>
-        <m:sSub>
-          <m:e>
-            <m:r>
-              <m:t>d</m:t>
-            </m:r>
-          </m:e>
-          <m:sub>
-            <m:r>
-              <m:t>p</m:t>
-            </m:r>
-          </m:sub>
-        </m:sSub>
-      </m:oMath>
+      <w:r>
+        <w:rPr>
+          <w:i/>
+          <w:iCs/>
+        </w:rPr>
+        <w:t xml:space="preserve">d</w:t>
+      </w:r>
+      <w:r>
+        <w:rPr>
+          <w:i/>
+          <w:iCs/>
+          <w:vertAlign w:val="subscript"/>
+        </w:rPr>
+        <w:t xml:space="preserve">p</w:t>
+      </w:r>
       <w:r>
         <w:t xml:space="preserve">, множитель диффузии</w:t>
       </w:r>
       <w:r>
         <w:t xml:space="preserve"> </w:t>
       </w:r>
-      <m:oMath>
-        <m:sSub>
-          <m:e>
-            <m:r>
-              <m:t>f</m:t>
-            </m:r>
-          </m:e>
-          <m:sub>
-            <m:r>
-              <m:t>D</m:t>
-            </m:r>
-          </m:sub>
-        </m:sSub>
-      </m:oMath>
+      <w:r>
+        <w:rPr>
+          <w:i/>
+          <w:iCs/>
+        </w:rPr>
+        <w:t xml:space="preserve">f</w:t>
+      </w:r>
+      <w:r>
+        <w:rPr>
+          <w:i/>
+          <w:iCs/>
+          <w:vertAlign w:val="subscript"/>
+        </w:rPr>
+        <w:t xml:space="preserve">D</w:t>
+      </w:r>
       <w:r>
         <w:t xml:space="preserve"> </w:t>
       </w:r>
@@ -9487,29 +9117,29 @@
       <w:r>
         <w:t xml:space="preserve"> </w:t>
       </w:r>
-      <m:oMath>
-        <m:r>
-          <m:t>k</m:t>
-        </m:r>
-        <m:r>
-          <m:rPr>
-            <m:sty m:val="p"/>
-          </m:rPr>
-          <m:t>/</m:t>
-        </m:r>
-        <m:sSub>
-          <m:e>
-            <m:r>
-              <m:t>k</m:t>
-            </m:r>
-          </m:e>
-          <m:sub>
-            <m:r>
-              <m:t>0</m:t>
-            </m:r>
-          </m:sub>
-        </m:sSub>
-      </m:oMath>
+      <w:r>
+        <w:rPr>
+          <w:i/>
+          <w:iCs/>
+        </w:rPr>
+        <w:t xml:space="preserve">k</w:t>
+      </w:r>
+      <w:r>
+        <w:t xml:space="preserve">/</w:t>
+      </w:r>
+      <w:r>
+        <w:rPr>
+          <w:i/>
+          <w:iCs/>
+        </w:rPr>
+        <w:t xml:space="preserve">k</w:t>
+      </w:r>
+      <w:r>
+        <w:rPr>
+          <w:vertAlign w:val="subscript"/>
+        </w:rPr>
+        <w:t xml:space="preserve">0</w:t>
+      </w:r>
       <w:r>
         <w:t xml:space="preserve"> </w:t>
       </w:r>
@@ -10058,77 +9688,69 @@
       <w:r>
         <w:t xml:space="preserve"> </w:t>
       </w:r>
-      <m:oMath>
-        <m:r>
-          <m:t>k</m:t>
-        </m:r>
-        <m:r>
-          <m:rPr>
-            <m:sty m:val="p"/>
-          </m:rPr>
-          <m:t>/</m:t>
-        </m:r>
-        <m:sSub>
-          <m:e>
-            <m:r>
-              <m:t>k</m:t>
-            </m:r>
-          </m:e>
-          <m:sub>
-            <m:r>
-              <m:t>0</m:t>
-            </m:r>
-          </m:sub>
-        </m:sSub>
-        <m:r>
-          <m:rPr>
-            <m:sty m:val="p"/>
-          </m:rPr>
-          <m:t>=</m:t>
-        </m:r>
-        <m:r>
-          <m:rPr>
-            <m:sty m:val="p"/>
-          </m:rPr>
-          <m:t>(</m:t>
-        </m:r>
-        <m:r>
-          <m:t>m</m:t>
-        </m:r>
-        <m:r>
-          <m:rPr>
-            <m:sty m:val="p"/>
-          </m:rPr>
-          <m:t>/</m:t>
-        </m:r>
-        <m:sSub>
-          <m:e>
-            <m:r>
-              <m:t>m</m:t>
-            </m:r>
-          </m:e>
-          <m:sub>
-            <m:r>
-              <m:t>0</m:t>
-            </m:r>
-          </m:sub>
-        </m:sSub>
-        <m:sSup>
-          <m:e>
-            <m:r>
-              <m:rPr>
-                <m:sty m:val="p"/>
-              </m:rPr>
-              <m:t>)</m:t>
-            </m:r>
-          </m:e>
-          <m:sup>
-            <m:r>
-              <m:t>n</m:t>
-            </m:r>
-          </m:sup>
-        </m:sSup>
-      </m:oMath>
+      <w:r>
+        <w:rPr>
+          <w:i/>
+          <w:iCs/>
+        </w:rPr>
+        <w:t xml:space="preserve">k</w:t>
+      </w:r>
+      <w:r>
+        <w:t xml:space="preserve">/</w:t>
+      </w:r>
+      <w:r>
+        <w:rPr>
+          <w:i/>
+          <w:iCs/>
+        </w:rPr>
+        <w:t xml:space="preserve">k</w:t>
+      </w:r>
+      <w:r>
+        <w:rPr>
+          <w:vertAlign w:val="subscript"/>
+        </w:rPr>
+        <w:t xml:space="preserve">0</w:t>
+      </w:r>
+      <w:r>
+        <w:t xml:space="preserve"> </w:t>
+      </w:r>
+      <w:r>
+        <w:t xml:space="preserve">= (</w:t>
+      </w:r>
+      <w:r>
+        <w:rPr>
+          <w:i/>
+          <w:iCs/>
+        </w:rPr>
+        <w:t xml:space="preserve">m</w:t>
+      </w:r>
+      <w:r>
+        <w:t xml:space="preserve">/</w:t>
+      </w:r>
+      <w:r>
+        <w:rPr>
+          <w:i/>
+          <w:iCs/>
+        </w:rPr>
+        <w:t xml:space="preserve">m</w:t>
+      </w:r>
+      <w:r>
+        <w:rPr>
+          <w:vertAlign w:val="subscript"/>
+        </w:rPr>
+        <w:t xml:space="preserve">0</w:t>
+      </w:r>
+      <w:r>
+        <w:t xml:space="preserve">)</w:t>
+      </w:r>
+      <w:r>
+        <w:rPr>
+          <w:i/>
+          <w:iCs/>
+          <w:vertAlign w:val="superscript"/>
+        </w:rPr>
+        <w:t xml:space="preserve">n</w:t>
+      </w:r>
       <w:r>
         <w:t xml:space="preserve"> </w:t>
       </w:r>
@@ -10138,22 +9760,18 @@
       <w:r>
         <w:t xml:space="preserve"> </w:t>
       </w:r>
-      <m:oMath>
-        <m:r>
-          <m:t>n</m:t>
-        </m:r>
-        <m:r>
-          <m:rPr>
-            <m:sty m:val="p"/>
-          </m:rPr>
-          <m:t>=</m:t>
-        </m:r>
-        <m:r>
-          <m:t>5.7</m:t>
-        </m:r>
-      </m:oMath>
-      <w:r>
-        <w:t xml:space="preserve">; прежняя модель — модель с одним псевдокомпонентом парафина и равновесной кристаллизацией [10].</w:t>
+      <w:r>
+        <w:rPr>
+          <w:i/>
+          <w:iCs/>
+        </w:rPr>
+        <w:t xml:space="preserve">n</w:t>
+      </w:r>
+      <w:r>
+        <w:t xml:space="preserve"> </w:t>
+      </w:r>
+      <w:r>
+        <w:t xml:space="preserve">= 5.7; прежняя модель — модель с одним псевдокомпонентом парафина и равновесной кристаллизацией [10].</w:t>
       </w:r>
     </w:p>
     <w:p>
@@ -10239,127 +9857,66 @@
         <w:t xml:space="preserve"> </w:t>
       </w:r>
       <w:r>
-        <w:t xml:space="preserve">(рис. 2). Выше WAT (90, 65 и 45°C) парафин растворен, и проницаемость теряется из-за удержания смол и асфальтенов, растущего при охлаждении (</w:t>
-      </w:r>
-      <m:oMath>
-        <m:r>
-          <m:rPr>
-            <m:sty m:val="p"/>
-          </m:rPr>
-          <m:t>−</m:t>
-        </m:r>
-        <m:r>
-          <m:rPr>
-            <m:sty m:val="p"/>
-          </m:rPr>
-          <m:t>Δ</m:t>
-        </m:r>
-        <m:sSub>
-          <m:e>
-            <m:r>
-              <m:t>H</m:t>
-            </m:r>
-          </m:e>
-          <m:sub>
-            <m:r>
-              <m:t>a</m:t>
-            </m:r>
-            <m:r>
-              <m:t>d</m:t>
-            </m:r>
-            <m:r>
-              <m:t>s</m:t>
-            </m:r>
-          </m:sub>
-        </m:sSub>
-        <m:r>
-          <m:rPr>
-            <m:sty m:val="p"/>
-          </m:rPr>
-          <m:t>=</m:t>
-        </m:r>
-        <m:r>
-          <m:t>137</m:t>
-        </m:r>
-      </m:oMath>
-      <w:r>
-        <w:t xml:space="preserve"> </w:t>
-      </w:r>
-      <w:r>
-        <w:t xml:space="preserve">кДж/моль): СКО ступеней 0.019, 0.027, 0.042, тогда как прежняя модель закупоривает керн. На ступени 25°C добавляется кристаллизация (</w:t>
-      </w:r>
-      <m:oMath>
-        <m:sSub>
-          <m:e>
-            <m:r>
-              <m:t>d</m:t>
-            </m:r>
-          </m:e>
-          <m:sub>
-            <m:r>
-              <m:t>p</m:t>
-            </m:r>
-          </m:sub>
-        </m:sSub>
-        <m:r>
-          <m:rPr>
-            <m:sty m:val="p"/>
-          </m:rPr>
-          <m:t>=</m:t>
-        </m:r>
-        <m:r>
-          <m:t>13.5</m:t>
-        </m:r>
-      </m:oMath>
-      <w:r>
-        <w:t xml:space="preserve"> </w:t>
-      </w:r>
-      <w:r>
-        <w:t xml:space="preserve">мкм,</w:t>
-      </w:r>
-      <w:r>
-        <w:t xml:space="preserve"> </w:t>
-      </w:r>
-      <m:oMath>
-        <m:r>
-          <m:t>1</m:t>
-        </m:r>
-        <m:r>
-          <m:rPr>
-            <m:sty m:val="p"/>
-          </m:rPr>
-          <m:t>/</m:t>
-        </m:r>
-        <m:sSub>
-          <m:e>
-            <m:r>
-              <m:t>k</m:t>
-            </m:r>
-          </m:e>
-          <m:sub>
-            <m:r>
-              <m:t>c</m:t>
-            </m:r>
-            <m:r>
-              <m:t>r</m:t>
-            </m:r>
-          </m:sub>
-        </m:sSub>
-        <m:r>
-          <m:rPr>
-            <m:sty m:val="p"/>
-          </m:rPr>
-          <m:t>=</m:t>
-        </m:r>
-        <m:r>
-          <m:t>63</m:t>
-        </m:r>
-      </m:oMath>
-      <w:r>
-        <w:t xml:space="preserve"> </w:t>
-      </w:r>
-      <w:r>
-        <w:t xml:space="preserve">с), СКО 0.013.</w:t>
+        <w:t xml:space="preserve">(рис. 2). Выше WAT (90, 65 и 45°C) парафин растворен, и проницаемость теряется из-за удержания смол и асфальтенов, растущего при охлаждении (−Δ</w:t>
+      </w:r>
+      <w:r>
+        <w:rPr>
+          <w:i/>
+          <w:iCs/>
+        </w:rPr>
+        <w:t xml:space="preserve">H</w:t>
+      </w:r>
+      <w:r>
+        <w:rPr>
+          <w:vertAlign w:val="subscript"/>
+        </w:rPr>
+        <w:t xml:space="preserve">ads</w:t>
+      </w:r>
+      <w:r>
+        <w:t xml:space="preserve"> </w:t>
+      </w:r>
+      <w:r>
+        <w:t xml:space="preserve">= 137 кДж/моль): СКО ступеней 0.019, 0.027, 0.042, тогда как прежняя модель закупоривает керн. На ступени 25°C добавляется кристаллизация (</w:t>
+      </w:r>
+      <w:r>
+        <w:rPr>
+          <w:i/>
+          <w:iCs/>
+        </w:rPr>
+        <w:t xml:space="preserve">d</w:t>
+      </w:r>
+      <w:r>
+        <w:rPr>
+          <w:i/>
+          <w:iCs/>
+          <w:vertAlign w:val="subscript"/>
+        </w:rPr>
+        <w:t xml:space="preserve">p</w:t>
+      </w:r>
+      <w:r>
+        <w:t xml:space="preserve"> </w:t>
+      </w:r>
+      <w:r>
+        <w:t xml:space="preserve">= 13.5 мкм, 1/</w:t>
+      </w:r>
+      <w:r>
+        <w:rPr>
+          <w:i/>
+          <w:iCs/>
+        </w:rPr>
+        <w:t xml:space="preserve">k</w:t>
+      </w:r>
+      <w:r>
+        <w:rPr>
+          <w:vertAlign w:val="subscript"/>
+        </w:rPr>
+        <w:t xml:space="preserve">cr</w:t>
+      </w:r>
+      <w:r>
+        <w:t xml:space="preserve"> </w:t>
+      </w:r>
+      <w:r>
+        <w:t xml:space="preserve">= 63 с), СКО 0.013.</w:t>
       </w:r>
       <w:r>
         <w:t xml:space="preserve"> </w:t>
@@ -10557,25 +10114,14 @@
         <w:t xml:space="preserve"> </w:t>
       </w:r>
       <w:r>
-        <w:t xml:space="preserve">(рис. 4). Пучок теряет проницаемость много медленнее пористости (СКО 0.281); сеть пор и горл с одним подобранным параметром дает 0.044, степенная зависимость — 0.039, а приближение эффективной среды (22) совпадает с расчетом случайной решетки</w:t>
-      </w:r>
-      <w:r>
-        <w:t xml:space="preserve"> </w:t>
-      </w:r>
-      <m:oMath>
-        <m:sSup>
-          <m:e>
-            <m:r>
-              <m:t>14</m:t>
-            </m:r>
-          </m:e>
-          <m:sup>
-            <m:r>
-              <m:t>3</m:t>
-            </m:r>
-          </m:sup>
-        </m:sSup>
-      </m:oMath>
+        <w:t xml:space="preserve">(рис. 4). Пучок теряет проницаемость много медленнее пористости (СКО 0.281); сеть пор и горл с одним подобранным параметром дает 0.044, степенная зависимость — 0.039, а приближение эффективной среды (22) совпадает с расчетом случайной решетки 14</w:t>
+      </w:r>
+      <w:r>
+        <w:rPr>
+          <w:vertAlign w:val="superscript"/>
+        </w:rPr>
+        <w:t xml:space="preserve">3</w:t>
+      </w:r>
       <w:r>
         <w:t xml:space="preserve"> </w:t>
       </w:r>
@@ -10694,186 +10240,82 @@
       <w:r>
         <w:t xml:space="preserve"> </w:t>
       </w:r>
-      <m:oMath>
-        <m:sSub>
-          <m:e>
-            <m:r>
-              <m:t>v</m:t>
-            </m:r>
-          </m:e>
-          <m:sub>
-            <m:r>
-              <m:t>T</m:t>
-            </m:r>
-          </m:sub>
-        </m:sSub>
-      </m:oMath>
-      <w:r>
-        <w:t xml:space="preserve">. В опыте Sandyga и др. (</w:t>
-      </w:r>
-      <m:oMath>
-        <m:r>
-          <m:t>1</m:t>
-        </m:r>
-        <m:r>
-          <m:rPr>
-            <m:sty m:val="p"/>
-          </m:rPr>
-          <m:t>/</m:t>
-        </m:r>
-        <m:sSub>
-          <m:e>
-            <m:r>
-              <m:t>k</m:t>
-            </m:r>
-          </m:e>
-          <m:sub>
-            <m:r>
-              <m:t>c</m:t>
-            </m:r>
-            <m:r>
-              <m:t>r</m:t>
-            </m:r>
-          </m:sub>
-        </m:sSub>
-        <m:r>
-          <m:rPr>
-            <m:sty m:val="p"/>
-          </m:rPr>
-          <m:t>=</m:t>
-        </m:r>
-        <m:r>
-          <m:t>45</m:t>
-        </m:r>
-      </m:oMath>
-      <w:r>
-        <w:t xml:space="preserve"> </w:t>
-      </w:r>
-      <w:r>
-        <w:t xml:space="preserve">мин) число Дамкелера</w:t>
-      </w:r>
-      <w:r>
-        <w:t xml:space="preserve"> </w:t>
-      </w:r>
-      <m:oMath>
-        <m:r>
-          <m:rPr>
-            <m:sty m:val="p"/>
-          </m:rPr>
-          <m:t>D</m:t>
-        </m:r>
-        <m:r>
-          <m:rPr>
-            <m:sty m:val="p"/>
-          </m:rPr>
-          <m:t>a</m:t>
-        </m:r>
-        <m:r>
-          <m:rPr>
-            <m:sty m:val="p"/>
-          </m:rPr>
-          <m:t>=</m:t>
-        </m:r>
-        <m:sSub>
-          <m:e>
-            <m:r>
-              <m:t>k</m:t>
-            </m:r>
-          </m:e>
-          <m:sub>
-            <m:r>
-              <m:t>c</m:t>
-            </m:r>
-            <m:r>
-              <m:t>r</m:t>
-            </m:r>
-          </m:sub>
-        </m:sSub>
-        <m:r>
-          <m:rPr>
-            <m:sty m:val="p"/>
-          </m:rPr>
-          <m:t>/</m:t>
-        </m:r>
-        <m:sSub>
-          <m:e>
-            <m:r>
-              <m:t>v</m:t>
-            </m:r>
-          </m:e>
-          <m:sub>
-            <m:r>
-              <m:t>T</m:t>
-            </m:r>
-          </m:sub>
-        </m:sSub>
-        <m:r>
-          <m:rPr>
-            <m:sty m:val="p"/>
-          </m:rPr>
-          <m:t>=</m:t>
-        </m:r>
-        <m:r>
-          <m:t>1.3</m:t>
-        </m:r>
-      </m:oMath>
-      <w:r>
-        <w:t xml:space="preserve"> </w:t>
-      </w:r>
-      <w:r>
-        <w:t xml:space="preserve">— режим наибольшей чувствительности к скорости. По прогнозу модели (рис. 3б) к 32.8°C градиент давления вырастает в 959 раз при 0.25°C/ч (</w:t>
-      </w:r>
-      <m:oMath>
-        <m:r>
-          <m:rPr>
-            <m:sty m:val="p"/>
-          </m:rPr>
-          <m:t>D</m:t>
-        </m:r>
-        <m:r>
-          <m:rPr>
-            <m:sty m:val="p"/>
-          </m:rPr>
-          <m:t>a</m:t>
-        </m:r>
-        <m:r>
-          <m:rPr>
-            <m:sty m:val="p"/>
-          </m:rPr>
-          <m:t>=</m:t>
-        </m:r>
-        <m:r>
-          <m:t>5.3</m:t>
-        </m:r>
-      </m:oMath>
-      <w:r>
-        <w:t xml:space="preserve">), когда пересыщение снимается на стенках у самой WAT, и лишь в 3 раза при 4°C/ч (</w:t>
-      </w:r>
-      <m:oMath>
-        <m:r>
-          <m:rPr>
-            <m:sty m:val="p"/>
-          </m:rPr>
-          <m:t>D</m:t>
-        </m:r>
-        <m:r>
-          <m:rPr>
-            <m:sty m:val="p"/>
-          </m:rPr>
-          <m:t>a</m:t>
-        </m:r>
-        <m:r>
-          <m:rPr>
-            <m:sty m:val="p"/>
-          </m:rPr>
-          <m:t>=</m:t>
-        </m:r>
-        <m:r>
-          <m:t>0.3</m:t>
-        </m:r>
-      </m:oMath>
-      <w:r>
-        <w:t xml:space="preserve">). Опыт при двух скоростях охлаждения позволил бы отделить кинетику кристаллизации от равновесной модели.</w:t>
+      <w:r>
+        <w:rPr>
+          <w:i/>
+          <w:iCs/>
+        </w:rPr>
+        <w:t xml:space="preserve">v</w:t>
+      </w:r>
+      <w:r>
+        <w:rPr>
+          <w:i/>
+          <w:iCs/>
+          <w:vertAlign w:val="subscript"/>
+        </w:rPr>
+        <w:t xml:space="preserve">T</w:t>
+      </w:r>
+      <w:r>
+        <w:t xml:space="preserve">. В опыте Sandyga и др. (1/</w:t>
+      </w:r>
+      <w:r>
+        <w:rPr>
+          <w:i/>
+          <w:iCs/>
+        </w:rPr>
+        <w:t xml:space="preserve">k</w:t>
+      </w:r>
+      <w:r>
+        <w:rPr>
+          <w:vertAlign w:val="subscript"/>
+        </w:rPr>
+        <w:t xml:space="preserve">cr</w:t>
+      </w:r>
+      <w:r>
+        <w:t xml:space="preserve"> </w:t>
+      </w:r>
+      <w:r>
+        <w:t xml:space="preserve">= 45 мин) число Дамкелера Da =</w:t>
+      </w:r>
+      <w:r>
+        <w:t xml:space="preserve"> </w:t>
+      </w:r>
+      <w:r>
+        <w:rPr>
+          <w:i/>
+          <w:iCs/>
+        </w:rPr>
+        <w:t xml:space="preserve">k</w:t>
+      </w:r>
+      <w:r>
+        <w:rPr>
+          <w:vertAlign w:val="subscript"/>
+        </w:rPr>
+        <w:t xml:space="preserve">cr</w:t>
+      </w:r>
+      <w:r>
+        <w:t xml:space="preserve">/</w:t>
+      </w:r>
+      <w:r>
+        <w:rPr>
+          <w:i/>
+          <w:iCs/>
+        </w:rPr>
+        <w:t xml:space="preserve">v</w:t>
+      </w:r>
+      <w:r>
+        <w:rPr>
+          <w:i/>
+          <w:iCs/>
+          <w:vertAlign w:val="subscript"/>
+        </w:rPr>
+        <w:t xml:space="preserve">T</w:t>
+      </w:r>
+      <w:r>
+        <w:t xml:space="preserve"> </w:t>
+      </w:r>
+      <w:r>
+        <w:t xml:space="preserve">= 1.3 — режим наибольшей чувствительности к скорости. По прогнозу модели (рис. 3б) к 32.8°C градиент давления вырастает в 959 раз при 0.25°C/ч (Da = 5.3), когда пересыщение снимается на стенках у самой WAT, и лишь в 3 раза при 4°C/ч (Da = 0.3). Опыт при двух скоростях охлаждения позволил бы отделить кинетику кристаллизации от равновесной модели.</w:t>
       </w:r>
       <w:r>
         <w:t xml:space="preserve"> </w:t>
@@ -10899,31 +10341,24 @@
       <w:r>
         <w:t xml:space="preserve"> </w:t>
       </w:r>
-      <m:oMath>
-        <m:sSub>
-          <m:e>
-            <m:r>
-              <m:t>T</m:t>
-            </m:r>
-          </m:e>
-          <m:sub>
-            <m:r>
-              <m:t>0</m:t>
-            </m:r>
-          </m:sub>
-        </m:sSub>
-        <m:r>
-          <m:rPr>
-            <m:sty m:val="p"/>
-          </m:rPr>
-          <m:t>=</m:t>
-        </m:r>
-        <m:r>
-          <m:t>55</m:t>
-        </m:r>
-      </m:oMath>
-      <w:r>
-        <w:t xml:space="preserve">°C выше WAT живой нефти (38.7–40.0°C) не менее чем на 15°C. Базовый вариант — закачка воды при 20°C, теплообмен по методу Винсома—Вестервельда, кинетика кристаллизации из подбора по опыту Li и др., пучок капилляров.</w:t>
+      <w:r>
+        <w:rPr>
+          <w:i/>
+          <w:iCs/>
+        </w:rPr>
+        <w:t xml:space="preserve">T</w:t>
+      </w:r>
+      <w:r>
+        <w:rPr>
+          <w:vertAlign w:val="subscript"/>
+        </w:rPr>
+        <w:t xml:space="preserve">0</w:t>
+      </w:r>
+      <w:r>
+        <w:t xml:space="preserve"> </w:t>
+      </w:r>
+      <w:r>
+        <w:t xml:space="preserve">= 55°C выше WAT живой нефти (38.7–40.0°C) не менее чем на 15°C. Базовый вариант — закачка воды при 20°C, теплообмен по методу Винсома—Вестервельда, кинетика кристаллизации из подбора по опыту Li и др., пучок капилляров.</w:t>
       </w:r>
       <w:r>
         <w:t xml:space="preserve"> </w:t>
@@ -12505,73 +11940,60 @@
       <w:r>
         <w:t xml:space="preserve"> </w:t>
       </w:r>
-      <m:oMath>
-        <m:r>
-          <m:t>m</m:t>
-        </m:r>
-        <m:sSub>
-          <m:e>
-            <m:r>
-              <m:t>ρ</m:t>
-            </m:r>
-          </m:e>
-          <m:sub>
-            <m:r>
-              <m:t>w</m:t>
-            </m:r>
-          </m:sub>
-        </m:sSub>
-        <m:sSub>
-          <m:e>
-            <m:r>
-              <m:t>C</m:t>
-            </m:r>
-          </m:e>
-          <m:sub>
-            <m:r>
-              <m:t>w</m:t>
-            </m:r>
-          </m:sub>
-        </m:sSub>
-        <m:r>
-          <m:rPr>
-            <m:sty m:val="p"/>
-          </m:rPr>
-          <m:t>/</m:t>
-        </m:r>
-        <m:sSub>
-          <m:e>
-            <m:r>
-              <m:t>C</m:t>
-            </m:r>
-          </m:e>
-          <m:sub>
-            <m:r>
-              <m:t>e</m:t>
-            </m:r>
-            <m:r>
-              <m:t>f</m:t>
-            </m:r>
-            <m:r>
-              <m:t>f</m:t>
-            </m:r>
-          </m:sub>
-        </m:sSub>
-        <m:r>
-          <m:rPr>
-            <m:sty m:val="p"/>
-          </m:rPr>
-          <m:t>=</m:t>
-        </m:r>
-        <m:r>
-          <m:t>0.42</m:t>
-        </m:r>
-      </m:oMath>
-      <w:r>
-        <w:t xml:space="preserve"> </w:t>
-      </w:r>
-      <w:r>
-        <w:t xml:space="preserve">средней скорости воды в порах [29]. Через 5 лет ниже WAT охлаждено 15.2% площади элемента.</w:t>
+      <w:r>
+        <w:rPr>
+          <w:i/>
+          <w:iCs/>
+        </w:rPr>
+        <w:t xml:space="preserve">m</w:t>
+      </w:r>
+      <w:r>
+        <w:t xml:space="preserve">ρ</w:t>
+      </w:r>
+      <w:r>
+        <w:rPr>
+          <w:i/>
+          <w:iCs/>
+          <w:vertAlign w:val="subscript"/>
+        </w:rPr>
+        <w:t xml:space="preserve">w</w:t>
+      </w:r>
+      <w:r>
+        <w:rPr>
+          <w:i/>
+          <w:iCs/>
+        </w:rPr>
+        <w:t xml:space="preserve">C</w:t>
+      </w:r>
+      <w:r>
+        <w:rPr>
+          <w:i/>
+          <w:iCs/>
+          <w:vertAlign w:val="subscript"/>
+        </w:rPr>
+        <w:t xml:space="preserve">w</w:t>
+      </w:r>
+      <w:r>
+        <w:t xml:space="preserve">/</w:t>
+      </w:r>
+      <w:r>
+        <w:rPr>
+          <w:i/>
+          <w:iCs/>
+        </w:rPr>
+        <w:t xml:space="preserve">C</w:t>
+      </w:r>
+      <w:r>
+        <w:rPr>
+          <w:vertAlign w:val="subscript"/>
+        </w:rPr>
+        <w:t xml:space="preserve">eff</w:t>
+      </w:r>
+      <w:r>
+        <w:t xml:space="preserve"> </w:t>
+      </w:r>
+      <w:r>
+        <w:t xml:space="preserve">= 0.42 средней скорости воды в порах [29]. Через 5 лет ниже WAT охлаждено 15.2% площади элемента.</w:t>
       </w:r>
       <w:r>
         <w:t xml:space="preserve"> </w:t>
@@ -12587,40 +12009,34 @@
       <w:r>
         <w:t xml:space="preserve"> </w:t>
       </w:r>
-      <m:oMath>
-        <m:r>
-          <m:t>k</m:t>
-        </m:r>
-        <m:r>
-          <m:rPr>
-            <m:sty m:val="p"/>
-          </m:rPr>
-          <m:t>/</m:t>
-        </m:r>
-        <m:sSub>
-          <m:e>
-            <m:r>
-              <m:t>k</m:t>
-            </m:r>
-          </m:e>
-          <m:sub>
-            <m:r>
-              <m:t>0</m:t>
-            </m:r>
-          </m:sub>
-        </m:sSub>
-        <m:r>
-          <m:rPr>
-            <m:sty m:val="p"/>
-          </m:rPr>
-          <m:t>=</m:t>
-        </m:r>
-        <m:r>
-          <m:t>0.568</m:t>
-        </m:r>
-      </m:oMath>
-      <w:r>
-        <w:t xml:space="preserve">, скин-фактор 1.6; гель занимает 7% площади.</w:t>
+      <w:r>
+        <w:rPr>
+          <w:i/>
+          <w:iCs/>
+        </w:rPr>
+        <w:t xml:space="preserve">k</w:t>
+      </w:r>
+      <w:r>
+        <w:t xml:space="preserve">/</w:t>
+      </w:r>
+      <w:r>
+        <w:rPr>
+          <w:i/>
+          <w:iCs/>
+        </w:rPr>
+        <w:t xml:space="preserve">k</w:t>
+      </w:r>
+      <w:r>
+        <w:rPr>
+          <w:vertAlign w:val="subscript"/>
+        </w:rPr>
+        <w:t xml:space="preserve">0</w:t>
+      </w:r>
+      <w:r>
+        <w:t xml:space="preserve"> </w:t>
+      </w:r>
+      <w:r>
+        <w:t xml:space="preserve">= 0.568, скин-фактор 1.6; гель занимает 7% площади.</w:t>
       </w:r>
       <w:r>
         <w:t xml:space="preserve"> </w:t>
@@ -13026,20 +12442,19 @@
       <w:r>
         <w:t xml:space="preserve"> </w:t>
       </w:r>
-      <m:oMath>
-        <m:sSub>
-          <m:e>
-            <m:r>
-              <m:t>T</m:t>
-            </m:r>
-          </m:e>
-          <m:sub>
-            <m:r>
-              <m:t>0</m:t>
-            </m:r>
-          </m:sub>
-        </m:sSub>
-      </m:oMath>
+      <w:r>
+        <w:rPr>
+          <w:i/>
+          <w:iCs/>
+        </w:rPr>
+        <w:t xml:space="preserve">T</w:t>
+      </w:r>
+      <w:r>
+        <w:rPr>
+          <w:vertAlign w:val="subscript"/>
+        </w:rPr>
+        <w:t xml:space="preserve">0</w:t>
+      </w:r>
       <w:r>
         <w:t xml:space="preserve"> </w:t>
       </w:r>
@@ -13049,40 +12464,34 @@
       <w:r>
         <w:t xml:space="preserve"> </w:t>
       </w:r>
-      <m:oMath>
-        <m:r>
-          <m:t>k</m:t>
-        </m:r>
-        <m:r>
-          <m:rPr>
-            <m:sty m:val="p"/>
-          </m:rPr>
-          <m:t>/</m:t>
-        </m:r>
-        <m:sSub>
-          <m:e>
-            <m:r>
-              <m:t>k</m:t>
-            </m:r>
-          </m:e>
-          <m:sub>
-            <m:r>
-              <m:t>0</m:t>
-            </m:r>
-          </m:sub>
-        </m:sSub>
-        <m:r>
-          <m:rPr>
-            <m:sty m:val="p"/>
-          </m:rPr>
-          <m:t>=</m:t>
-        </m:r>
-        <m:r>
-          <m:t>0.069</m:t>
-        </m:r>
-      </m:oMath>
-      <w:r>
-        <w:t xml:space="preserve">, скин-фактор 27.9; закачано 37.9 тыс. м³ против 95.6, КИН 0.249 против 0.329, и влияние парафина заслонено. Вывод опирается на экстраполяцию удержания ниже 45°C, поэтому этот вариант — оценка сверху.</w:t>
+      <w:r>
+        <w:rPr>
+          <w:i/>
+          <w:iCs/>
+        </w:rPr>
+        <w:t xml:space="preserve">k</w:t>
+      </w:r>
+      <w:r>
+        <w:t xml:space="preserve">/</w:t>
+      </w:r>
+      <w:r>
+        <w:rPr>
+          <w:i/>
+          <w:iCs/>
+        </w:rPr>
+        <w:t xml:space="preserve">k</w:t>
+      </w:r>
+      <w:r>
+        <w:rPr>
+          <w:vertAlign w:val="subscript"/>
+        </w:rPr>
+        <w:t xml:space="preserve">0</w:t>
+      </w:r>
+      <w:r>
+        <w:t xml:space="preserve"> </w:t>
+      </w:r>
+      <w:r>
+        <w:t xml:space="preserve">= 0.069, скин-фактор 27.9; закачано 37.9 тыс. м³ против 95.6, КИН 0.249 против 0.329, и влияние парафина заслонено. Вывод опирается на экстраполяцию удержания ниже 45°C, поэтому этот вариант — оценка сверху.</w:t>
       </w:r>
       <w:r>
         <w:t xml:space="preserve"> </w:t>
@@ -13103,30 +12512,7 @@
         <w:pStyle w:val="FirstParagraph"/>
       </w:pPr>
       <w:r>
-        <w:t xml:space="preserve">Без предела текучести геля (</w:t>
-      </w:r>
-      <m:oMath>
-        <m:r>
-          <m:rPr>
-            <m:sty m:val="p"/>
-          </m:rPr>
-          <m:t>Φ</m:t>
-        </m:r>
-        <m:r>
-          <m:rPr>
-            <m:sty m:val="p"/>
-          </m:rPr>
-          <m:t>=</m:t>
-        </m:r>
-        <m:r>
-          <m:t>1</m:t>
-        </m:r>
-      </m:oMath>
-      <w:r>
-        <w:t xml:space="preserve"> </w:t>
-      </w:r>
-      <w:r>
-        <w:t xml:space="preserve">в (19)) КИН 0.335 против 0.329: гель дает 30% эффекта парафина, остальное — отложения у нагнетательной скважины и вязкость нефти с кристаллами.</w:t>
+        <w:t xml:space="preserve">Без предела текучести геля (Φ = 1 в (19)) КИН 0.335 против 0.329: гель дает 30% эффекта парафина, остальное — отложения у нагнетательной скважины и вязкость нефти с кристаллами.</w:t>
       </w:r>
     </w:p>
     <w:p>
@@ -13159,7 +12545,7 @@
           <m:rPr>
             <m:sty m:val="p"/>
           </m:rPr>
-          <m:t>∼</m:t>
+          <m:t>~</m:t>
         </m:r>
         <m:r>
           <m:t>4</m:t>
@@ -13948,6 +13334,11 @@
       </w:r>
       <w:r>
         <w:t xml:space="preserve">Effects of Paraffin Wax Precipitation During Cold Water Injection in a Fractured Carbonate Reservoir // Proc. Int. Symp. Society of Core Analysts. Abu Dhabi, 2004. Paper SCA2004-28.</w:t>
+      </w:r>
+    </w:p>
+    <w:p>
+      <w:r>
+        <w:br w:type="page"/>
       </w:r>
     </w:p>
     <w:bookmarkEnd w:id="50"/>
@@ -14017,11 +13408,13 @@
       <w:r>
         <w:t xml:space="preserve"> </w:t>
       </w:r>
-      <m:oMath>
-        <m:r>
-          <m:t>V</m:t>
-        </m:r>
-      </m:oMath>
+      <w:r>
+        <w:rPr>
+          <w:i/>
+          <w:iCs/>
+        </w:rPr>
+        <w:t xml:space="preserve">V</w:t>
+      </w:r>
       <w:r>
         <w:t xml:space="preserve"> </w:t>
       </w:r>
@@ -14086,11 +13479,13 @@
       <w:r>
         <w:t xml:space="preserve"> </w:t>
       </w:r>
-      <m:oMath>
-        <m:r>
-          <m:t>V</m:t>
-        </m:r>
-      </m:oMath>
+      <w:r>
+        <w:rPr>
+          <w:i/>
+          <w:iCs/>
+        </w:rPr>
+        <w:t xml:space="preserve">V</w:t>
+      </w:r>
       <w:r>
         <w:t xml:space="preserve"> </w:t>
       </w:r>
@@ -14265,29 +13660,29 @@
       <w:r>
         <w:t xml:space="preserve"> </w:t>
       </w:r>
-      <m:oMath>
-        <m:r>
-          <m:t>k</m:t>
-        </m:r>
-        <m:r>
-          <m:rPr>
-            <m:sty m:val="p"/>
-          </m:rPr>
-          <m:t>/</m:t>
-        </m:r>
-        <m:sSub>
-          <m:e>
-            <m:r>
-              <m:t>k</m:t>
-            </m:r>
-          </m:e>
-          <m:sub>
-            <m:r>
-              <m:t>0</m:t>
-            </m:r>
-          </m:sub>
-        </m:sSub>
-      </m:oMath>
+      <w:r>
+        <w:rPr>
+          <w:i/>
+          <w:iCs/>
+        </w:rPr>
+        <w:t xml:space="preserve">k</w:t>
+      </w:r>
+      <w:r>
+        <w:t xml:space="preserve">/</w:t>
+      </w:r>
+      <w:r>
+        <w:rPr>
+          <w:i/>
+          <w:iCs/>
+        </w:rPr>
+        <w:t xml:space="preserve">k</w:t>
+      </w:r>
+      <w:r>
+        <w:rPr>
+          <w:vertAlign w:val="subscript"/>
+        </w:rPr>
+        <w:t xml:space="preserve">0</w:t>
+      </w:r>
       <w:r>
         <w:t xml:space="preserve"> </w:t>
       </w:r>

--- a/твт_статья_АСПО/article.docx
+++ b/твт_статья_АСПО/article.docx
@@ -327,7 +327,6 @@
           <m:d>
             <m:dPr>
               <m:begChr m:val="("/>
-              <m:sepChr m:val=""/>
               <m:endChr m:val=")"/>
               <m:grow/>
             </m:dPr>
@@ -382,7 +381,6 @@
           <m:d>
             <m:dPr>
               <m:begChr m:val="("/>
-              <m:sepChr m:val=""/>
               <m:endChr m:val=")"/>
               <m:grow/>
             </m:dPr>
@@ -509,7 +507,6 @@
           <m:d>
             <m:dPr>
               <m:begChr m:val="("/>
-              <m:sepChr m:val=""/>
               <m:endChr m:val=")"/>
               <m:grow/>
             </m:dPr>
@@ -576,7 +573,6 @@
           <m:d>
             <m:dPr>
               <m:begChr m:val="("/>
-              <m:sepChr m:val=""/>
               <m:endChr m:val=")"/>
               <m:grow/>
             </m:dPr>
@@ -1086,7 +1082,6 @@
           <m:d>
             <m:dPr>
               <m:begChr m:val="["/>
-              <m:sepChr m:val=""/>
               <m:endChr m:val="]"/>
               <m:grow/>
             </m:dPr>
@@ -1094,7 +1089,6 @@
               <m:d>
                 <m:dPr>
                   <m:begChr m:val="("/>
-                  <m:sepChr m:val=""/>
                   <m:endChr m:val=")"/>
                   <m:grow/>
                 </m:dPr>
@@ -1770,7 +1764,6 @@
               <m:d>
                 <m:dPr>
                   <m:begChr m:val="["/>
-                  <m:sepChr m:val=""/>
                   <m:endChr m:val="]"/>
                   <m:grow/>
                 </m:dPr>
@@ -1778,7 +1771,6 @@
                   <m:d>
                     <m:dPr>
                       <m:begChr m:val="("/>
-                      <m:sepChr m:val=""/>
                       <m:endChr m:val=")"/>
                       <m:grow/>
                     </m:dPr>
@@ -2089,7 +2081,6 @@
               <m:d>
                 <m:dPr>
                   <m:begChr m:val="["/>
-                  <m:sepChr m:val=""/>
                   <m:endChr m:val="]"/>
                   <m:grow/>
                 </m:dPr>
@@ -2172,7 +2163,6 @@
                   <m:d>
                     <m:dPr>
                       <m:begChr m:val="("/>
-                      <m:sepChr m:val=""/>
                       <m:endChr m:val=")"/>
                       <m:grow/>
                     </m:dPr>
@@ -2258,7 +2248,6 @@
               <m:d>
                 <m:dPr>
                   <m:begChr m:val="("/>
-                  <m:sepChr m:val=""/>
                   <m:endChr m:val=")"/>
                   <m:grow/>
                 </m:dPr>
@@ -2358,7 +2347,6 @@
               <m:d>
                 <m:dPr>
                   <m:begChr m:val="("/>
-                  <m:sepChr m:val=""/>
                   <m:endChr m:val=")"/>
                   <m:grow/>
                 </m:dPr>
@@ -2914,7 +2902,6 @@
               <m:d>
                 <m:dPr>
                   <m:begChr m:val="("/>
-                  <m:sepChr m:val=""/>
                   <m:endChr m:val=")"/>
                   <m:grow/>
                 </m:dPr>
@@ -3117,7 +3104,6 @@
           <m:d>
             <m:dPr>
               <m:begChr m:val="("/>
-              <m:sepChr m:val=""/>
               <m:endChr m:val=")"/>
               <m:grow/>
             </m:dPr>
@@ -3184,7 +3170,6 @@
           <m:d>
             <m:dPr>
               <m:begChr m:val="("/>
-              <m:sepChr m:val=""/>
               <m:endChr m:val=")"/>
               <m:grow/>
             </m:dPr>
@@ -3741,7 +3726,6 @@
           <m:d>
             <m:dPr>
               <m:begChr m:val="("/>
-              <m:sepChr m:val=""/>
               <m:endChr m:val=")"/>
               <m:grow/>
             </m:dPr>
@@ -4026,7 +4010,6 @@
           <m:d>
             <m:dPr>
               <m:begChr m:val="("/>
-              <m:sepChr m:val=""/>
               <m:endChr m:val=")"/>
               <m:grow/>
             </m:dPr>
@@ -4607,7 +4590,6 @@
           <m:d>
             <m:dPr>
               <m:begChr m:val="("/>
-              <m:sepChr m:val=""/>
               <m:endChr m:val=")"/>
               <m:grow/>
             </m:dPr>
@@ -5176,7 +5158,6 @@
           <m:d>
             <m:dPr>
               <m:begChr m:val="("/>
-              <m:sepChr m:val=""/>
               <m:endChr m:val=")"/>
               <m:grow/>
             </m:dPr>
@@ -5599,7 +5580,6 @@
               <m:d>
                 <m:dPr>
                   <m:begChr m:val="("/>
-                  <m:sepChr m:val=""/>
                   <m:endChr m:val=")"/>
                   <m:grow/>
                 </m:dPr>
@@ -5726,7 +5706,6 @@
           <m:d>
             <m:dPr>
               <m:begChr m:val="{"/>
-              <m:sepChr m:val=""/>
               <m:endChr m:val=""/>
               <m:grow/>
             </m:dPr>
@@ -6394,7 +6373,6 @@
           <m:d>
             <m:dPr>
               <m:begChr m:val="("/>
-              <m:sepChr m:val=""/>
               <m:endChr m:val=")"/>
               <m:grow/>
             </m:dPr>
@@ -6560,7 +6538,6 @@
           <m:d>
             <m:dPr>
               <m:begChr m:val="["/>
-              <m:sepChr m:val=""/>
               <m:endChr m:val="]"/>
               <m:grow/>
             </m:dPr>
@@ -6610,7 +6587,6 @@
               <m:d>
                 <m:dPr>
                   <m:begChr m:val="("/>
-                  <m:sepChr m:val=""/>
                   <m:endChr m:val=")"/>
                   <m:grow/>
                 </m:dPr>
@@ -6862,7 +6838,6 @@
           <m:d>
             <m:dPr>
               <m:begChr m:val="("/>
-              <m:sepChr m:val=""/>
               <m:endChr m:val=")"/>
               <m:grow/>
             </m:dPr>
@@ -7144,7 +7119,6 @@
           <m:d>
             <m:dPr>
               <m:begChr m:val="["/>
-              <m:sepChr m:val=""/>
               <m:endChr m:val="]"/>
               <m:grow/>
             </m:dPr>
@@ -7176,7 +7150,6 @@
               <m:d>
                 <m:dPr>
                   <m:begChr m:val="("/>
-                  <m:sepChr m:val=""/>
                   <m:endChr m:val=")"/>
                   <m:grow/>
                 </m:dPr>
@@ -7390,7 +7363,6 @@
               <m:d>
                 <m:dPr>
                   <m:begChr m:val="("/>
-                  <m:sepChr m:val=""/>
                   <m:endChr m:val=")"/>
                   <m:grow/>
                 </m:dPr>
@@ -7719,7 +7691,6 @@
         <m:d>
           <m:dPr>
             <m:begChr m:val="["/>
-            <m:sepChr m:val=""/>
             <m:endChr m:val="]"/>
             <m:grow/>
           </m:dPr>
@@ -7974,7 +7945,6 @@
               <m:d>
                 <m:dPr>
                   <m:begChr m:val="("/>
-                  <m:sepChr m:val=""/>
                   <m:endChr m:val=")"/>
                   <m:grow/>
                 </m:dPr>

--- a/твт_статья_АСПО/article.docx
+++ b/твт_статья_АСПО/article.docx
@@ -9121,7 +9121,7 @@
       <w:tblPr>
         <w:tblStyle w:val="Table"/>
         <w:tblW w:type="pct" w:w="5000"/>
-        <w:tblLayout w:type="fixed"/>
+        <w:tblLayout w:type="autofit"/>
         <w:tblLook w:firstRow="1" w:lastRow="0" w:firstColumn="0" w:lastColumn="0" w:noHBand="0" w:noVBand="0" w:val="0020"/>
       </w:tblPr>
       <w:tblGrid>
@@ -10357,7 +10357,7 @@
       <w:tblPr>
         <w:tblStyle w:val="Table"/>
         <w:tblW w:type="pct" w:w="5000"/>
-        <w:tblLayout w:type="fixed"/>
+        <w:tblLayout w:type="autofit"/>
         <w:tblLook w:firstRow="1" w:lastRow="0" w:firstColumn="0" w:lastColumn="0" w:noHBand="0" w:noVBand="0" w:val="0020"/>
       </w:tblPr>
       <w:tblGrid>
@@ -12089,7 +12089,7 @@
       <w:tblPr>
         <w:tblStyle w:val="Table"/>
         <w:tblW w:type="pct" w:w="5000"/>
-        <w:tblLayout w:type="fixed"/>
+        <w:tblLayout w:type="autofit"/>
         <w:tblLook w:firstRow="1" w:lastRow="0" w:firstColumn="0" w:lastColumn="0" w:noHBand="0" w:noVBand="0" w:val="0020"/>
       </w:tblPr>
       <w:tblGrid>
@@ -14254,6 +14254,7 @@
     <w:qFormat/>
     <w:pPr>
       <w:spacing w:after="36" w:before="36"/>
+      <w:ind w:firstLine="0"/>
     </w:pPr>
   </w:style>
   <w:style w:styleId="Title" w:type="paragraph">

--- a/твт_статья_АСПО/article.docx
+++ b/твт_статья_АСПО/article.docx
@@ -72,7 +72,7 @@
         <w:pStyle w:val="BodyText"/>
       </w:pPr>
       <w:r>
-        <w:t xml:space="preserve">Построена модель неизотермической фильтрации нефти с детальным составом (четыре группы н-алканов, асфальтены, смолы), кинетикой кристаллизации парафина, удержанием смол и асфальтенов породой, гелеобразованием и теплообменом пласта с вмещающими породами. По четырем сериям керновых опытов среднеквадратичное отклонение проницаемости составило 0.013–0.044 против 0.05–0.28 или закупорки керна у прежней модели; сеть пор и горл с подобранной по керну кинетикой закупоривает керн, поэтому в пласте использован пучок капилляров. Расчет заводнения элемента пласта с нефтью Жетыбая при 55°C показал, что закачка воды при 20°C снижает коэффициент извлечения нефти за 5 лет на 0.034, и 56% этого снижения дает парафин — главным образом через потерю приемистости. Эффекты теплообмена с вмещающими породами и парафина не аддитивны: их взаимодействие составляет 49% эффекта теплообмена, а без теплообмена отложения парафина больше в 3.9 раза. Кинетика кристаллизации в пласте проявляется разделом пересыщения между объемом нефти и стенками пор; скрытая теплота и тепловое неравновесие флюидов и породы не влияют. Удержание смол и асфальтенов, подобранное выше температуры кристаллизации, дает скин-фактор 27.9 и заслоняет парафин.</w:t>
+        <w:t xml:space="preserve">Построена модель неизотермической фильтрации нефти с детальным составом (четыре группы н-алканов, асфальтены, смолы), кинетикой кристаллизации парафина, удержанием смол и асфальтенов породой, гелеобразованием и теплообменом пласта с вмещающими породами. По четырем сериям керновых опытов среднеквадратичное отклонение проницаемости составило 0.013–0.044 против 0.05–0.28 или закупорки керна у упрощенной модели; сеть пор и горл с подобранной по керну кинетикой закупоривает керн, поэтому в пласте использован пучок капилляров. Расчет заводнения элемента пласта с нефтью Жетыбая при 55°C показал, что закачка воды при 20°C снижает коэффициент извлечения нефти за 5 лет на 0.034, и 56% этого снижения дает парафин — главным образом через потерю приемистости. Эффекты теплообмена с вмещающими породами и парафина не аддитивны: их взаимодействие составляет 49% эффекта теплообмена, а без теплообмена отложения парафина больше в 3.9 раза. Кинетика кристаллизации в пласте проявляется разделом пересыщения между объемом нефти и стенками пор; скрытая теплота и тепловое неравновесие флюидов и породы не влияют. Удержание смол и асфальтенов, подобранное выше температуры кристаллизации, дает скин-фактор 27.9 и заслоняет парафин.</w:t>
       </w:r>
       <w:r>
         <w:t xml:space="preserve"> </w:t>
@@ -9164,7 +9164,7 @@
               <w:pStyle w:val="Compact"/>
             </w:pPr>
             <w:r>
-              <w:t xml:space="preserve">Прежняя модель</w:t>
+              <w:t xml:space="preserve">Упрощенная модель</w:t>
             </w:r>
           </w:p>
         </w:tc>
@@ -9741,7 +9741,7 @@
         <w:t xml:space="preserve"> </w:t>
       </w:r>
       <w:r>
-        <w:t xml:space="preserve">= 5.7; прежняя модель — модель с одним псевдокомпонентом парафина и равновесной кристаллизацией [10].</w:t>
+        <w:t xml:space="preserve">= 5.7; упрощенная модель — модель с одним псевдокомпонентом парафина и равновесной кристаллизацией [10].</w:t>
       </w:r>
     </w:p>
     <w:p>
@@ -9846,7 +9846,7 @@
         <w:t xml:space="preserve"> </w:t>
       </w:r>
       <w:r>
-        <w:t xml:space="preserve">= 137 кДж/моль): СКО ступеней 0.019, 0.027, 0.042, тогда как прежняя модель закупоривает керн. На ступени 25°C добавляется кристаллизация (</w:t>
+        <w:t xml:space="preserve">= 137 кДж/моль): СКО ступеней 0.019, 0.027, 0.042, тогда как упрощенная модель закупоривает керн. На ступени 25°C добавляется кристаллизация (</w:t>
       </w:r>
       <w:r>
         <w:rPr>
@@ -10016,7 +10016,7 @@
         <w:t xml:space="preserve"> </w:t>
       </w:r>
       <w:r>
-        <w:t xml:space="preserve">при пороге оцифровки 0.119), прежняя модель — 0.255.</w:t>
+        <w:t xml:space="preserve">при пороге оцифровки 0.119), упрощенная модель — 0.255.</w:t>
       </w:r>
       <w:r>
         <w:t xml:space="preserve"> </w:t>
@@ -10029,7 +10029,7 @@
       <w:r>
         <w:drawing>
           <wp:inline>
-            <wp:extent cx="6065366" cy="2389386"/>
+            <wp:extent cx="6065366" cy="2384791"/>
             <wp:effectExtent b="0" l="0" r="0" t="0"/>
             <wp:docPr descr="" title="" id="29" name="Picture"/>
             <a:graphic>
@@ -10050,7 +10050,7 @@
                   <pic:spPr bwMode="auto">
                     <a:xfrm>
                       <a:off x="0" y="0"/>
-                      <a:ext cx="6065366" cy="2389386"/>
+                      <a:ext cx="6065366" cy="2384791"/>
                     </a:xfrm>
                     <a:prstGeom prst="rect">
                       <a:avLst/>
@@ -13389,7 +13389,7 @@
         <w:t xml:space="preserve"> </w:t>
       </w:r>
       <w:r>
-        <w:t xml:space="preserve">(в поровых объемах керна) в опытах Sutton и Roberts [27]: (а) — опыт 1, (б) — опыт 2; точки — опыт; 1 — настоящая модель (пучок капилляров с выносом отложений); 2 — модель Wang и Civan [11]; 3 — прежняя модель [10].</w:t>
+        <w:t xml:space="preserve">(в поровых объемах керна) в опытах Sutton и Roberts [27]: (а) — опыт 1, (б) — опыт 2; точки — опыт; 1 — настоящая модель (пучок капилляров с выносом отложений); 2 — модель Wang и Civan [11]; 3 — упрощенная модель [10].</w:t>
       </w:r>
     </w:p>
     <w:p>
@@ -13460,7 +13460,7 @@
         <w:t xml:space="preserve"> </w:t>
       </w:r>
       <w:r>
-        <w:t xml:space="preserve">(в поровых объемах): точки — опыт; 1 — настоящая модель (удержание смол и асфальтенов, кинетика кристаллизации парафина); 2 — прежняя модель (после ступени 90°C керн закупорен). Числа над графиком — температура ступени.</w:t>
+        <w:t xml:space="preserve">(в поровых объемах): точки — опыт; линия — настоящая модель (удержание смол и асфальтенов, кинетика кристаллизации парафина); упрощенная модель не показана: после ступени 90°C она закупоривает керн. Числа над графиком — температура ступени.</w:t>
       </w:r>
     </w:p>
     <w:p>
@@ -13470,7 +13470,7 @@
       <w:r>
         <w:drawing>
           <wp:inline>
-            <wp:extent cx="6065366" cy="2389386"/>
+            <wp:extent cx="6065366" cy="2384791"/>
             <wp:effectExtent b="0" l="0" r="0" t="0"/>
             <wp:docPr descr="" title="" id="55" name="Picture"/>
             <a:graphic>
@@ -13491,7 +13491,7 @@
                   <pic:spPr bwMode="auto">
                     <a:xfrm>
                       <a:off x="0" y="0"/>
-                      <a:ext cx="6065366" cy="2389386"/>
+                      <a:ext cx="6065366" cy="2384791"/>
                     </a:xfrm>
                     <a:prstGeom prst="rect">
                       <a:avLst/>
@@ -13515,7 +13515,7 @@
         <w:pStyle w:val="BodyText"/>
       </w:pPr>
       <w:r>
-        <w:t xml:space="preserve">Рис. 3. Отношение градиента давления к начальному при охлаждении керна в опыте Sandyga и др. [2]: (а) — скорость охлаждения 1°C/ч, точки — опыт, 1 — настоящая модель, 2 — прежняя модель; (б) — прогноз настоящей модели при скоростях охлаждения 0.25–4°C/ч (числа у линий — скорость охлаждения).</w:t>
+        <w:t xml:space="preserve">Рис. 3. Отношение градиента давления к начальному при охлаждении керна в опыте Sandyga и др. [2]: (а) — скорость охлаждения 1°C/ч, точки — опыт, 1 — настоящая модель, 2 — упрощенная модель; (б) — прогноз настоящей модели при скоростях охлаждения 0.25–4°C/ч (числа у линий — скорость охлаждения).</w:t>
       </w:r>
     </w:p>
     <w:p>
